--- a/Assigment/Lab8/Lab8_Phuong Nguyen.docx
+++ b/Assigment/Lab8/Lab8_Phuong Nguyen.docx
@@ -46,6 +46,250 @@
     <w:p>
       <w:pPr>
         <w:pStyle w:val="ListParagraph"/>
+        <w:rPr>
+          <w:lang w:val="vi-VN"/>
+        </w:rPr>
+      </w:pPr>
+      <w:r>
+        <w:rPr>
+          <w:rStyle w:val="hljs-keyword"/>
+        </w:rPr>
+        <w:t>CREATE</w:t>
+      </w:r>
+      <w:r>
+        <w:t xml:space="preserve"> </w:t>
+      </w:r>
+      <w:r>
+        <w:rPr>
+          <w:rStyle w:val="hljs-keyword"/>
+        </w:rPr>
+        <w:t>VIEW</w:t>
+      </w:r>
+      <w:r>
+        <w:t xml:space="preserve"> EmployeeDetails </w:t>
+      </w:r>
+      <w:r>
+        <w:rPr>
+          <w:rStyle w:val="hljs-keyword"/>
+        </w:rPr>
+        <w:t>AS</w:t>
+      </w:r>
+      <w:r>
+        <w:t xml:space="preserve"> </w:t>
+      </w:r>
+      <w:r>
+        <w:rPr>
+          <w:rStyle w:val="hljs-keyword"/>
+        </w:rPr>
+        <w:t>SELECT</w:t>
+      </w:r>
+      <w:r>
+        <w:t xml:space="preserve"> e.emp_id, e.name </w:t>
+      </w:r>
+      <w:r>
+        <w:rPr>
+          <w:rStyle w:val="hljs-keyword"/>
+        </w:rPr>
+        <w:t>AS</w:t>
+      </w:r>
+      <w:r>
+        <w:t xml:space="preserve"> employee_name, e.salary, d.name </w:t>
+      </w:r>
+      <w:r>
+        <w:rPr>
+          <w:rStyle w:val="hljs-keyword"/>
+        </w:rPr>
+        <w:t>AS</w:t>
+      </w:r>
+      <w:r>
+        <w:t xml:space="preserve"> dept_name, p.project_name </w:t>
+      </w:r>
+      <w:r>
+        <w:rPr>
+          <w:rStyle w:val="hljs-keyword"/>
+        </w:rPr>
+        <w:t>FROM</w:t>
+      </w:r>
+      <w:r>
+        <w:t xml:space="preserve"> Employee e </w:t>
+      </w:r>
+      <w:r>
+        <w:rPr>
+          <w:rStyle w:val="hljs-keyword"/>
+        </w:rPr>
+        <w:t>LEFT</w:t>
+      </w:r>
+      <w:r>
+        <w:t xml:space="preserve"> </w:t>
+      </w:r>
+      <w:r>
+        <w:rPr>
+          <w:rStyle w:val="hljs-keyword"/>
+        </w:rPr>
+        <w:t>JOIN</w:t>
+      </w:r>
+      <w:r>
+        <w:t xml:space="preserve"> Department d </w:t>
+      </w:r>
+      <w:r>
+        <w:rPr>
+          <w:rStyle w:val="hljs-keyword"/>
+        </w:rPr>
+        <w:t>ON</w:t>
+      </w:r>
+      <w:r>
+        <w:t xml:space="preserve"> e.dept_id </w:t>
+      </w:r>
+      <w:r>
+        <w:rPr>
+          <w:rStyle w:val="hljs-operator"/>
+        </w:rPr>
+        <w:t>=</w:t>
+      </w:r>
+      <w:r>
+        <w:t xml:space="preserve"> d.dept_id </w:t>
+      </w:r>
+      <w:r>
+        <w:rPr>
+          <w:rStyle w:val="hljs-keyword"/>
+        </w:rPr>
+        <w:t>LEFT</w:t>
+      </w:r>
+      <w:r>
+        <w:t xml:space="preserve"> </w:t>
+      </w:r>
+      <w:r>
+        <w:rPr>
+          <w:rStyle w:val="hljs-keyword"/>
+        </w:rPr>
+        <w:t>JOIN</w:t>
+      </w:r>
+      <w:r>
+        <w:t xml:space="preserve"> Employee_Project ep </w:t>
+      </w:r>
+      <w:r>
+        <w:rPr>
+          <w:rStyle w:val="hljs-keyword"/>
+        </w:rPr>
+        <w:t>ON</w:t>
+      </w:r>
+      <w:r>
+        <w:t xml:space="preserve"> e.emp_id </w:t>
+      </w:r>
+      <w:r>
+        <w:rPr>
+          <w:rStyle w:val="hljs-operator"/>
+        </w:rPr>
+        <w:t>=</w:t>
+      </w:r>
+      <w:r>
+        <w:t xml:space="preserve"> ep.emp_id </w:t>
+      </w:r>
+      <w:r>
+        <w:rPr>
+          <w:rStyle w:val="hljs-keyword"/>
+        </w:rPr>
+        <w:t>LEFT</w:t>
+      </w:r>
+      <w:r>
+        <w:t xml:space="preserve"> </w:t>
+      </w:r>
+      <w:r>
+        <w:rPr>
+          <w:rStyle w:val="hljs-keyword"/>
+        </w:rPr>
+        <w:t>JOIN</w:t>
+      </w:r>
+      <w:r>
+        <w:t xml:space="preserve"> Project p </w:t>
+      </w:r>
+      <w:r>
+        <w:rPr>
+          <w:rStyle w:val="hljs-keyword"/>
+        </w:rPr>
+        <w:t>ON</w:t>
+      </w:r>
+      <w:r>
+        <w:t xml:space="preserve"> ep.project_id </w:t>
+      </w:r>
+      <w:r>
+        <w:rPr>
+          <w:rStyle w:val="hljs-operator"/>
+        </w:rPr>
+        <w:t>=</w:t>
+      </w:r>
+      <w:r>
+        <w:t xml:space="preserve"> p.project_id;</w:t>
+      </w:r>
+    </w:p>
+    <w:p>
+      <w:pPr>
+        <w:pStyle w:val="ListParagraph"/>
+        <w:rPr>
+          <w:rFonts w:asciiTheme="majorHAnsi" w:hAnsiTheme="majorHAnsi"/>
+          <w:b/>
+          <w:bCs/>
+          <w:lang w:val="vi-VN"/>
+        </w:rPr>
+      </w:pPr>
+      <w:r>
+        <w:rPr>
+          <w:rFonts w:asciiTheme="majorHAnsi" w:hAnsiTheme="majorHAnsi"/>
+          <w:b/>
+          <w:bCs/>
+          <w:lang w:val="vi-VN"/>
+        </w:rPr>
+        <w:drawing>
+          <wp:inline distT="0" distB="0" distL="0" distR="0" wp14:anchorId="68D7DBB8" wp14:editId="3C151FCC">
+            <wp:extent cx="4648200" cy="4267200"/>
+            <wp:effectExtent l="0" t="0" r="0" b="0"/>
+            <wp:docPr id="1768162020" name="Picture 1"/>
+            <wp:cNvGraphicFramePr>
+              <a:graphicFrameLocks xmlns:a="http://schemas.openxmlformats.org/drawingml/2006/main" noChangeAspect="1"/>
+            </wp:cNvGraphicFramePr>
+            <a:graphic xmlns:a="http://schemas.openxmlformats.org/drawingml/2006/main">
+              <a:graphicData uri="http://schemas.openxmlformats.org/drawingml/2006/picture">
+                <pic:pic xmlns:pic="http://schemas.openxmlformats.org/drawingml/2006/picture">
+                  <pic:nvPicPr>
+                    <pic:cNvPr id="1768162020" name=""/>
+                    <pic:cNvPicPr/>
+                  </pic:nvPicPr>
+                  <pic:blipFill>
+                    <a:blip r:embed="rId7"/>
+                    <a:stretch>
+                      <a:fillRect/>
+                    </a:stretch>
+                  </pic:blipFill>
+                  <pic:spPr>
+                    <a:xfrm>
+                      <a:off x="0" y="0"/>
+                      <a:ext cx="4648200" cy="4267200"/>
+                    </a:xfrm>
+                    <a:prstGeom prst="rect">
+                      <a:avLst/>
+                    </a:prstGeom>
+                  </pic:spPr>
+                </pic:pic>
+              </a:graphicData>
+            </a:graphic>
+          </wp:inline>
+        </w:drawing>
+      </w:r>
+    </w:p>
+    <w:p>
+      <w:pPr>
+        <w:pStyle w:val="ListParagraph"/>
+        <w:rPr>
+          <w:rFonts w:asciiTheme="majorHAnsi" w:hAnsiTheme="majorHAnsi"/>
+          <w:b/>
+          <w:bCs/>
+          <w:lang w:val="vi-VN"/>
+        </w:rPr>
+      </w:pPr>
+    </w:p>
+    <w:p>
+      <w:pPr>
+        <w:pStyle w:val="ListParagraph"/>
         <w:numPr>
           <w:ilvl w:val="0"/>
           <w:numId w:val="5"/>
@@ -66,6 +310,20 @@
     </w:p>
     <w:p>
       <w:pPr>
+        <w:pStyle w:val="ListParagraph"/>
+        <w:rPr>
+          <w:rFonts w:asciiTheme="majorHAnsi" w:hAnsiTheme="majorHAnsi"/>
+        </w:rPr>
+      </w:pPr>
+      <w:r>
+        <w:rPr>
+          <w:rFonts w:asciiTheme="majorHAnsi" w:hAnsiTheme="majorHAnsi"/>
+        </w:rPr>
+        <w:t>CREATE INDEX idx_employee_name ON Employee(name);</w:t>
+      </w:r>
+    </w:p>
+    <w:p>
+      <w:pPr>
         <w:rPr>
           <w:rFonts w:asciiTheme="majorHAnsi" w:hAnsiTheme="majorHAnsi"/>
           <w:b/>
@@ -75,7 +333,6 @@
     </w:p>
     <w:p>
       <w:pPr>
-        <w:ind w:left="720" w:hanging="360"/>
         <w:rPr>
           <w:b/>
           <w:bCs/>
@@ -90,6 +347,90 @@
           <w:sz w:val="30"/>
           <w:szCs w:val="30"/>
         </w:rPr>
+        <w:br w:type="page"/>
+      </w:r>
+      <w:r>
+        <w:rPr>
+          <w:b/>
+          <w:bCs/>
+          <w:sz w:val="30"/>
+          <w:szCs w:val="30"/>
+        </w:rPr>
+        <w:lastRenderedPageBreak/>
+        <w:drawing>
+          <wp:inline distT="0" distB="0" distL="0" distR="0" wp14:anchorId="2D801322" wp14:editId="502D61FA">
+            <wp:extent cx="2435469" cy="2656206"/>
+            <wp:effectExtent l="0" t="0" r="3175" b="0"/>
+            <wp:docPr id="797092843" name="Picture 1"/>
+            <wp:cNvGraphicFramePr>
+              <a:graphicFrameLocks xmlns:a="http://schemas.openxmlformats.org/drawingml/2006/main" noChangeAspect="1"/>
+            </wp:cNvGraphicFramePr>
+            <a:graphic xmlns:a="http://schemas.openxmlformats.org/drawingml/2006/main">
+              <a:graphicData uri="http://schemas.openxmlformats.org/drawingml/2006/picture">
+                <pic:pic xmlns:pic="http://schemas.openxmlformats.org/drawingml/2006/picture">
+                  <pic:nvPicPr>
+                    <pic:cNvPr id="797092843" name=""/>
+                    <pic:cNvPicPr/>
+                  </pic:nvPicPr>
+                  <pic:blipFill>
+                    <a:blip r:embed="rId8"/>
+                    <a:stretch>
+                      <a:fillRect/>
+                    </a:stretch>
+                  </pic:blipFill>
+                  <pic:spPr>
+                    <a:xfrm>
+                      <a:off x="0" y="0"/>
+                      <a:ext cx="2450900" cy="2673035"/>
+                    </a:xfrm>
+                    <a:prstGeom prst="rect">
+                      <a:avLst/>
+                    </a:prstGeom>
+                  </pic:spPr>
+                </pic:pic>
+              </a:graphicData>
+            </a:graphic>
+          </wp:inline>
+        </w:drawing>
+      </w:r>
+    </w:p>
+    <w:p>
+      <w:pPr>
+        <w:rPr>
+          <w:b/>
+          <w:bCs/>
+          <w:sz w:val="30"/>
+          <w:szCs w:val="30"/>
+        </w:rPr>
+      </w:pPr>
+      <w:r>
+        <w:rPr>
+          <w:b/>
+          <w:bCs/>
+          <w:sz w:val="30"/>
+          <w:szCs w:val="30"/>
+        </w:rPr>
+        <w:br w:type="page"/>
+      </w:r>
+    </w:p>
+    <w:p>
+      <w:pPr>
+        <w:ind w:left="720" w:hanging="360"/>
+        <w:rPr>
+          <w:b/>
+          <w:bCs/>
+          <w:sz w:val="30"/>
+          <w:szCs w:val="30"/>
+        </w:rPr>
+      </w:pPr>
+      <w:r>
+        <w:rPr>
+          <w:b/>
+          <w:bCs/>
+          <w:sz w:val="30"/>
+          <w:szCs w:val="30"/>
+        </w:rPr>
+        <w:lastRenderedPageBreak/>
         <w:t>Java Repository Implementation (JDBC)</w:t>
       </w:r>
     </w:p>
@@ -117,6 +458,938 @@
     </w:p>
     <w:p>
       <w:pPr>
+        <w:pStyle w:val="HTMLPreformatted"/>
+        <w:numPr>
+          <w:ilvl w:val="0"/>
+          <w:numId w:val="8"/>
+        </w:numPr>
+        <w:shd w:val="clear" w:color="auto" w:fill="191A1C"/>
+        <w:rPr>
+          <w:color w:val="BCBEC4"/>
+        </w:rPr>
+      </w:pPr>
+      <w:r>
+        <w:rPr>
+          <w:color w:val="CF8E6D"/>
+        </w:rPr>
+        <w:t xml:space="preserve">public class </w:t>
+      </w:r>
+      <w:r>
+        <w:rPr>
+          <w:color w:val="BCBEC4"/>
+        </w:rPr>
+        <w:t>Employee {</w:t>
+      </w:r>
+      <w:r>
+        <w:rPr>
+          <w:color w:val="BCBEC4"/>
+        </w:rPr>
+        <w:br/>
+        <w:t xml:space="preserve">    </w:t>
+      </w:r>
+      <w:r>
+        <w:rPr>
+          <w:color w:val="CF8E6D"/>
+        </w:rPr>
+        <w:t xml:space="preserve">private int </w:t>
+      </w:r>
+      <w:r>
+        <w:rPr>
+          <w:color w:val="C77DBB"/>
+        </w:rPr>
+        <w:t>empId</w:t>
+      </w:r>
+      <w:r>
+        <w:rPr>
+          <w:color w:val="BCBEC4"/>
+        </w:rPr>
+        <w:t>;</w:t>
+      </w:r>
+      <w:r>
+        <w:rPr>
+          <w:color w:val="BCBEC4"/>
+        </w:rPr>
+        <w:br/>
+        <w:t xml:space="preserve">    </w:t>
+      </w:r>
+      <w:r>
+        <w:rPr>
+          <w:color w:val="CF8E6D"/>
+        </w:rPr>
+        <w:t xml:space="preserve">private </w:t>
+      </w:r>
+      <w:r>
+        <w:rPr>
+          <w:color w:val="BCBEC4"/>
+        </w:rPr>
+        <w:t xml:space="preserve">String </w:t>
+      </w:r>
+      <w:r>
+        <w:rPr>
+          <w:color w:val="C77DBB"/>
+        </w:rPr>
+        <w:t>name</w:t>
+      </w:r>
+      <w:r>
+        <w:rPr>
+          <w:color w:val="BCBEC4"/>
+        </w:rPr>
+        <w:t>;</w:t>
+      </w:r>
+      <w:r>
+        <w:rPr>
+          <w:color w:val="BCBEC4"/>
+        </w:rPr>
+        <w:br/>
+        <w:t xml:space="preserve">    </w:t>
+      </w:r>
+      <w:r>
+        <w:rPr>
+          <w:color w:val="CF8E6D"/>
+        </w:rPr>
+        <w:t xml:space="preserve">private double </w:t>
+      </w:r>
+      <w:r>
+        <w:rPr>
+          <w:color w:val="C77DBB"/>
+        </w:rPr>
+        <w:t>salary</w:t>
+      </w:r>
+      <w:r>
+        <w:rPr>
+          <w:color w:val="BCBEC4"/>
+        </w:rPr>
+        <w:t>;</w:t>
+      </w:r>
+      <w:r>
+        <w:rPr>
+          <w:color w:val="BCBEC4"/>
+        </w:rPr>
+        <w:br/>
+        <w:t xml:space="preserve">    </w:t>
+      </w:r>
+      <w:r>
+        <w:rPr>
+          <w:color w:val="CF8E6D"/>
+        </w:rPr>
+        <w:t xml:space="preserve">private </w:t>
+      </w:r>
+      <w:r>
+        <w:rPr>
+          <w:color w:val="BCBEC4"/>
+        </w:rPr>
+        <w:t xml:space="preserve">Integer </w:t>
+      </w:r>
+      <w:r>
+        <w:rPr>
+          <w:color w:val="C77DBB"/>
+        </w:rPr>
+        <w:t>addressId</w:t>
+      </w:r>
+      <w:r>
+        <w:rPr>
+          <w:color w:val="BCBEC4"/>
+        </w:rPr>
+        <w:t>;</w:t>
+      </w:r>
+      <w:r>
+        <w:rPr>
+          <w:color w:val="BCBEC4"/>
+        </w:rPr>
+        <w:br/>
+        <w:t xml:space="preserve">    </w:t>
+      </w:r>
+      <w:r>
+        <w:rPr>
+          <w:color w:val="CF8E6D"/>
+        </w:rPr>
+        <w:t xml:space="preserve">private </w:t>
+      </w:r>
+      <w:r>
+        <w:rPr>
+          <w:color w:val="BCBEC4"/>
+        </w:rPr>
+        <w:t xml:space="preserve">Integer </w:t>
+      </w:r>
+      <w:r>
+        <w:rPr>
+          <w:color w:val="C77DBB"/>
+        </w:rPr>
+        <w:t>deptId</w:t>
+      </w:r>
+      <w:r>
+        <w:rPr>
+          <w:color w:val="BCBEC4"/>
+        </w:rPr>
+        <w:t>;</w:t>
+      </w:r>
+      <w:r>
+        <w:rPr>
+          <w:color w:val="BCBEC4"/>
+        </w:rPr>
+        <w:br/>
+      </w:r>
+      <w:r>
+        <w:rPr>
+          <w:color w:val="BCBEC4"/>
+        </w:rPr>
+        <w:br/>
+        <w:t xml:space="preserve">    </w:t>
+      </w:r>
+      <w:r>
+        <w:rPr>
+          <w:color w:val="CF8E6D"/>
+        </w:rPr>
+        <w:t xml:space="preserve">public </w:t>
+      </w:r>
+      <w:r>
+        <w:rPr>
+          <w:color w:val="56A8F5"/>
+        </w:rPr>
+        <w:t>Employee</w:t>
+      </w:r>
+      <w:r>
+        <w:rPr>
+          <w:color w:val="BCBEC4"/>
+        </w:rPr>
+        <w:t>() {}</w:t>
+      </w:r>
+      <w:r>
+        <w:rPr>
+          <w:color w:val="BCBEC4"/>
+        </w:rPr>
+        <w:br/>
+      </w:r>
+      <w:r>
+        <w:rPr>
+          <w:color w:val="BCBEC4"/>
+        </w:rPr>
+        <w:br/>
+        <w:t xml:space="preserve">    </w:t>
+      </w:r>
+      <w:r>
+        <w:rPr>
+          <w:color w:val="CF8E6D"/>
+        </w:rPr>
+        <w:t xml:space="preserve">public </w:t>
+      </w:r>
+      <w:r>
+        <w:rPr>
+          <w:color w:val="56A8F5"/>
+        </w:rPr>
+        <w:t>Employee</w:t>
+      </w:r>
+      <w:r>
+        <w:rPr>
+          <w:color w:val="BCBEC4"/>
+        </w:rPr>
+        <w:t>(</w:t>
+      </w:r>
+      <w:r>
+        <w:rPr>
+          <w:color w:val="CF8E6D"/>
+        </w:rPr>
+        <w:t xml:space="preserve">int </w:t>
+      </w:r>
+      <w:r>
+        <w:rPr>
+          <w:color w:val="BCBEC4"/>
+        </w:rPr>
+        <w:t xml:space="preserve">empId, String name, </w:t>
+      </w:r>
+      <w:r>
+        <w:rPr>
+          <w:color w:val="CF8E6D"/>
+        </w:rPr>
+        <w:t xml:space="preserve">double </w:t>
+      </w:r>
+      <w:r>
+        <w:rPr>
+          <w:color w:val="BCBEC4"/>
+        </w:rPr>
+        <w:t>salary, Integer addressId, Integer deptId) {</w:t>
+      </w:r>
+      <w:r>
+        <w:rPr>
+          <w:color w:val="BCBEC4"/>
+        </w:rPr>
+        <w:br/>
+        <w:t xml:space="preserve">        </w:t>
+      </w:r>
+      <w:r>
+        <w:rPr>
+          <w:color w:val="CF8E6D"/>
+        </w:rPr>
+        <w:t>this</w:t>
+      </w:r>
+      <w:r>
+        <w:rPr>
+          <w:color w:val="BCBEC4"/>
+        </w:rPr>
+        <w:t>.</w:t>
+      </w:r>
+      <w:r>
+        <w:rPr>
+          <w:color w:val="C77DBB"/>
+        </w:rPr>
+        <w:t xml:space="preserve">empId </w:t>
+      </w:r>
+      <w:r>
+        <w:rPr>
+          <w:color w:val="BCBEC4"/>
+        </w:rPr>
+        <w:t>= empId;</w:t>
+      </w:r>
+      <w:r>
+        <w:rPr>
+          <w:color w:val="BCBEC4"/>
+        </w:rPr>
+        <w:br/>
+        <w:t xml:space="preserve">        </w:t>
+      </w:r>
+      <w:r>
+        <w:rPr>
+          <w:color w:val="CF8E6D"/>
+        </w:rPr>
+        <w:t>this</w:t>
+      </w:r>
+      <w:r>
+        <w:rPr>
+          <w:color w:val="BCBEC4"/>
+        </w:rPr>
+        <w:t>.</w:t>
+      </w:r>
+      <w:r>
+        <w:rPr>
+          <w:color w:val="C77DBB"/>
+        </w:rPr>
+        <w:t xml:space="preserve">name </w:t>
+      </w:r>
+      <w:r>
+        <w:rPr>
+          <w:color w:val="BCBEC4"/>
+        </w:rPr>
+        <w:t>= name;</w:t>
+      </w:r>
+      <w:r>
+        <w:rPr>
+          <w:color w:val="BCBEC4"/>
+        </w:rPr>
+        <w:br/>
+        <w:t xml:space="preserve">        </w:t>
+      </w:r>
+      <w:r>
+        <w:rPr>
+          <w:color w:val="CF8E6D"/>
+        </w:rPr>
+        <w:t>this</w:t>
+      </w:r>
+      <w:r>
+        <w:rPr>
+          <w:color w:val="BCBEC4"/>
+        </w:rPr>
+        <w:t>.</w:t>
+      </w:r>
+      <w:r>
+        <w:rPr>
+          <w:color w:val="C77DBB"/>
+        </w:rPr>
+        <w:t xml:space="preserve">salary </w:t>
+      </w:r>
+      <w:r>
+        <w:rPr>
+          <w:color w:val="BCBEC4"/>
+        </w:rPr>
+        <w:t>= salary;</w:t>
+      </w:r>
+      <w:r>
+        <w:rPr>
+          <w:color w:val="BCBEC4"/>
+        </w:rPr>
+        <w:br/>
+        <w:t xml:space="preserve">        </w:t>
+      </w:r>
+      <w:r>
+        <w:rPr>
+          <w:color w:val="CF8E6D"/>
+        </w:rPr>
+        <w:t>this</w:t>
+      </w:r>
+      <w:r>
+        <w:rPr>
+          <w:color w:val="BCBEC4"/>
+        </w:rPr>
+        <w:t>.</w:t>
+      </w:r>
+      <w:r>
+        <w:rPr>
+          <w:color w:val="C77DBB"/>
+        </w:rPr>
+        <w:t xml:space="preserve">addressId </w:t>
+      </w:r>
+      <w:r>
+        <w:rPr>
+          <w:color w:val="BCBEC4"/>
+        </w:rPr>
+        <w:t>= addressId;</w:t>
+      </w:r>
+      <w:r>
+        <w:rPr>
+          <w:color w:val="BCBEC4"/>
+        </w:rPr>
+        <w:br/>
+        <w:t xml:space="preserve">        </w:t>
+      </w:r>
+      <w:r>
+        <w:rPr>
+          <w:color w:val="CF8E6D"/>
+        </w:rPr>
+        <w:t>this</w:t>
+      </w:r>
+      <w:r>
+        <w:rPr>
+          <w:color w:val="BCBEC4"/>
+        </w:rPr>
+        <w:t>.</w:t>
+      </w:r>
+      <w:r>
+        <w:rPr>
+          <w:color w:val="C77DBB"/>
+        </w:rPr>
+        <w:t xml:space="preserve">deptId </w:t>
+      </w:r>
+      <w:r>
+        <w:rPr>
+          <w:color w:val="BCBEC4"/>
+        </w:rPr>
+        <w:t>= deptId;</w:t>
+      </w:r>
+      <w:r>
+        <w:rPr>
+          <w:color w:val="BCBEC4"/>
+        </w:rPr>
+        <w:br/>
+        <w:t xml:space="preserve">    }</w:t>
+      </w:r>
+      <w:r>
+        <w:rPr>
+          <w:color w:val="BCBEC4"/>
+        </w:rPr>
+        <w:br/>
+      </w:r>
+      <w:r>
+        <w:rPr>
+          <w:color w:val="BCBEC4"/>
+        </w:rPr>
+        <w:br/>
+        <w:t xml:space="preserve">    </w:t>
+      </w:r>
+      <w:r>
+        <w:rPr>
+          <w:color w:val="CF8E6D"/>
+        </w:rPr>
+        <w:t xml:space="preserve">public int </w:t>
+      </w:r>
+      <w:r>
+        <w:rPr>
+          <w:color w:val="56A8F5"/>
+        </w:rPr>
+        <w:t>getEmpId</w:t>
+      </w:r>
+      <w:r>
+        <w:rPr>
+          <w:color w:val="BCBEC4"/>
+        </w:rPr>
+        <w:t>() {</w:t>
+      </w:r>
+      <w:r>
+        <w:rPr>
+          <w:color w:val="BCBEC4"/>
+        </w:rPr>
+        <w:br/>
+        <w:t xml:space="preserve">        </w:t>
+      </w:r>
+      <w:r>
+        <w:rPr>
+          <w:color w:val="CF8E6D"/>
+        </w:rPr>
+        <w:t xml:space="preserve">return </w:t>
+      </w:r>
+      <w:r>
+        <w:rPr>
+          <w:color w:val="C77DBB"/>
+        </w:rPr>
+        <w:t>empId</w:t>
+      </w:r>
+      <w:r>
+        <w:rPr>
+          <w:color w:val="BCBEC4"/>
+        </w:rPr>
+        <w:t>;</w:t>
+      </w:r>
+      <w:r>
+        <w:rPr>
+          <w:color w:val="BCBEC4"/>
+        </w:rPr>
+        <w:br/>
+        <w:t xml:space="preserve">    }</w:t>
+      </w:r>
+      <w:r>
+        <w:rPr>
+          <w:color w:val="BCBEC4"/>
+        </w:rPr>
+        <w:br/>
+      </w:r>
+      <w:r>
+        <w:rPr>
+          <w:color w:val="BCBEC4"/>
+        </w:rPr>
+        <w:br/>
+        <w:t xml:space="preserve">    </w:t>
+      </w:r>
+      <w:r>
+        <w:rPr>
+          <w:color w:val="CF8E6D"/>
+        </w:rPr>
+        <w:t xml:space="preserve">public </w:t>
+      </w:r>
+      <w:r>
+        <w:rPr>
+          <w:color w:val="BCBEC4"/>
+        </w:rPr>
+        <w:t xml:space="preserve">String </w:t>
+      </w:r>
+      <w:r>
+        <w:rPr>
+          <w:color w:val="56A8F5"/>
+        </w:rPr>
+        <w:t>getName</w:t>
+      </w:r>
+      <w:r>
+        <w:rPr>
+          <w:color w:val="BCBEC4"/>
+        </w:rPr>
+        <w:t>() {</w:t>
+      </w:r>
+      <w:r>
+        <w:rPr>
+          <w:color w:val="BCBEC4"/>
+        </w:rPr>
+        <w:br/>
+        <w:t xml:space="preserve">        </w:t>
+      </w:r>
+      <w:r>
+        <w:rPr>
+          <w:color w:val="CF8E6D"/>
+        </w:rPr>
+        <w:t xml:space="preserve">return </w:t>
+      </w:r>
+      <w:r>
+        <w:rPr>
+          <w:color w:val="C77DBB"/>
+        </w:rPr>
+        <w:t>name</w:t>
+      </w:r>
+      <w:r>
+        <w:rPr>
+          <w:color w:val="BCBEC4"/>
+        </w:rPr>
+        <w:t>;</w:t>
+      </w:r>
+      <w:r>
+        <w:rPr>
+          <w:color w:val="BCBEC4"/>
+        </w:rPr>
+        <w:br/>
+        <w:t xml:space="preserve">    }</w:t>
+      </w:r>
+      <w:r>
+        <w:rPr>
+          <w:color w:val="BCBEC4"/>
+        </w:rPr>
+        <w:br/>
+      </w:r>
+      <w:r>
+        <w:rPr>
+          <w:color w:val="BCBEC4"/>
+        </w:rPr>
+        <w:br/>
+        <w:t xml:space="preserve">    </w:t>
+      </w:r>
+      <w:r>
+        <w:rPr>
+          <w:color w:val="CF8E6D"/>
+        </w:rPr>
+        <w:t xml:space="preserve">public void </w:t>
+      </w:r>
+      <w:r>
+        <w:rPr>
+          <w:color w:val="56A8F5"/>
+        </w:rPr>
+        <w:t>setName</w:t>
+      </w:r>
+      <w:r>
+        <w:rPr>
+          <w:color w:val="BCBEC4"/>
+        </w:rPr>
+        <w:t>(String name) {</w:t>
+      </w:r>
+      <w:r>
+        <w:rPr>
+          <w:color w:val="BCBEC4"/>
+        </w:rPr>
+        <w:br/>
+        <w:t xml:space="preserve">        </w:t>
+      </w:r>
+      <w:r>
+        <w:rPr>
+          <w:color w:val="CF8E6D"/>
+        </w:rPr>
+        <w:t>this</w:t>
+      </w:r>
+      <w:r>
+        <w:rPr>
+          <w:color w:val="BCBEC4"/>
+        </w:rPr>
+        <w:t>.</w:t>
+      </w:r>
+      <w:r>
+        <w:rPr>
+          <w:color w:val="C77DBB"/>
+        </w:rPr>
+        <w:t xml:space="preserve">name </w:t>
+      </w:r>
+      <w:r>
+        <w:rPr>
+          <w:color w:val="BCBEC4"/>
+        </w:rPr>
+        <w:t>= name;</w:t>
+      </w:r>
+      <w:r>
+        <w:rPr>
+          <w:color w:val="BCBEC4"/>
+        </w:rPr>
+        <w:br/>
+        <w:t xml:space="preserve">    }</w:t>
+      </w:r>
+      <w:r>
+        <w:rPr>
+          <w:color w:val="BCBEC4"/>
+        </w:rPr>
+        <w:br/>
+      </w:r>
+      <w:r>
+        <w:rPr>
+          <w:color w:val="BCBEC4"/>
+        </w:rPr>
+        <w:br/>
+        <w:t xml:space="preserve">    </w:t>
+      </w:r>
+      <w:r>
+        <w:rPr>
+          <w:color w:val="CF8E6D"/>
+        </w:rPr>
+        <w:t xml:space="preserve">public double </w:t>
+      </w:r>
+      <w:r>
+        <w:rPr>
+          <w:color w:val="56A8F5"/>
+        </w:rPr>
+        <w:t>getSalary</w:t>
+      </w:r>
+      <w:r>
+        <w:rPr>
+          <w:color w:val="BCBEC4"/>
+        </w:rPr>
+        <w:t>() {</w:t>
+      </w:r>
+      <w:r>
+        <w:rPr>
+          <w:color w:val="BCBEC4"/>
+        </w:rPr>
+        <w:br/>
+        <w:t xml:space="preserve">        </w:t>
+      </w:r>
+      <w:r>
+        <w:rPr>
+          <w:color w:val="CF8E6D"/>
+        </w:rPr>
+        <w:t xml:space="preserve">return </w:t>
+      </w:r>
+      <w:r>
+        <w:rPr>
+          <w:color w:val="C77DBB"/>
+        </w:rPr>
+        <w:t>salary</w:t>
+      </w:r>
+      <w:r>
+        <w:rPr>
+          <w:color w:val="BCBEC4"/>
+        </w:rPr>
+        <w:t>;</w:t>
+      </w:r>
+      <w:r>
+        <w:rPr>
+          <w:color w:val="BCBEC4"/>
+        </w:rPr>
+        <w:br/>
+        <w:t xml:space="preserve">    }</w:t>
+      </w:r>
+      <w:r>
+        <w:rPr>
+          <w:color w:val="BCBEC4"/>
+        </w:rPr>
+        <w:br/>
+      </w:r>
+      <w:r>
+        <w:rPr>
+          <w:color w:val="BCBEC4"/>
+        </w:rPr>
+        <w:br/>
+        <w:t xml:space="preserve">    </w:t>
+      </w:r>
+      <w:r>
+        <w:rPr>
+          <w:color w:val="CF8E6D"/>
+        </w:rPr>
+        <w:t xml:space="preserve">public void </w:t>
+      </w:r>
+      <w:r>
+        <w:rPr>
+          <w:color w:val="56A8F5"/>
+        </w:rPr>
+        <w:t>setSalary</w:t>
+      </w:r>
+      <w:r>
+        <w:rPr>
+          <w:color w:val="BCBEC4"/>
+        </w:rPr>
+        <w:t>(</w:t>
+      </w:r>
+      <w:r>
+        <w:rPr>
+          <w:color w:val="CF8E6D"/>
+        </w:rPr>
+        <w:t xml:space="preserve">double </w:t>
+      </w:r>
+      <w:r>
+        <w:rPr>
+          <w:color w:val="BCBEC4"/>
+        </w:rPr>
+        <w:t>salary) {</w:t>
+      </w:r>
+      <w:r>
+        <w:rPr>
+          <w:color w:val="BCBEC4"/>
+        </w:rPr>
+        <w:br/>
+        <w:t xml:space="preserve">        </w:t>
+      </w:r>
+      <w:r>
+        <w:rPr>
+          <w:color w:val="CF8E6D"/>
+        </w:rPr>
+        <w:t>this</w:t>
+      </w:r>
+      <w:r>
+        <w:rPr>
+          <w:color w:val="BCBEC4"/>
+        </w:rPr>
+        <w:t>.</w:t>
+      </w:r>
+      <w:r>
+        <w:rPr>
+          <w:color w:val="C77DBB"/>
+        </w:rPr>
+        <w:t xml:space="preserve">salary </w:t>
+      </w:r>
+      <w:r>
+        <w:rPr>
+          <w:color w:val="BCBEC4"/>
+        </w:rPr>
+        <w:t>= salary;</w:t>
+      </w:r>
+      <w:r>
+        <w:rPr>
+          <w:color w:val="BCBEC4"/>
+        </w:rPr>
+        <w:br/>
+        <w:t xml:space="preserve">    }</w:t>
+      </w:r>
+      <w:r>
+        <w:rPr>
+          <w:color w:val="BCBEC4"/>
+        </w:rPr>
+        <w:br/>
+      </w:r>
+      <w:r>
+        <w:rPr>
+          <w:color w:val="BCBEC4"/>
+        </w:rPr>
+        <w:br/>
+        <w:t xml:space="preserve">    </w:t>
+      </w:r>
+      <w:r>
+        <w:rPr>
+          <w:color w:val="CF8E6D"/>
+        </w:rPr>
+        <w:t xml:space="preserve">public </w:t>
+      </w:r>
+      <w:r>
+        <w:rPr>
+          <w:color w:val="BCBEC4"/>
+        </w:rPr>
+        <w:t xml:space="preserve">Integer </w:t>
+      </w:r>
+      <w:r>
+        <w:rPr>
+          <w:color w:val="56A8F5"/>
+        </w:rPr>
+        <w:t>getAddressId</w:t>
+      </w:r>
+      <w:r>
+        <w:rPr>
+          <w:color w:val="BCBEC4"/>
+        </w:rPr>
+        <w:t>() {</w:t>
+      </w:r>
+      <w:r>
+        <w:rPr>
+          <w:color w:val="BCBEC4"/>
+        </w:rPr>
+        <w:br/>
+        <w:t xml:space="preserve">        </w:t>
+      </w:r>
+      <w:r>
+        <w:rPr>
+          <w:color w:val="CF8E6D"/>
+        </w:rPr>
+        <w:t xml:space="preserve">return </w:t>
+      </w:r>
+      <w:r>
+        <w:rPr>
+          <w:color w:val="C77DBB"/>
+        </w:rPr>
+        <w:t>addressId</w:t>
+      </w:r>
+      <w:r>
+        <w:rPr>
+          <w:color w:val="BCBEC4"/>
+        </w:rPr>
+        <w:t>;</w:t>
+      </w:r>
+      <w:r>
+        <w:rPr>
+          <w:color w:val="BCBEC4"/>
+        </w:rPr>
+        <w:br/>
+        <w:t xml:space="preserve">    }</w:t>
+      </w:r>
+      <w:r>
+        <w:rPr>
+          <w:color w:val="BCBEC4"/>
+        </w:rPr>
+        <w:br/>
+      </w:r>
+      <w:r>
+        <w:rPr>
+          <w:color w:val="BCBEC4"/>
+        </w:rPr>
+        <w:br/>
+        <w:t xml:space="preserve">    </w:t>
+      </w:r>
+      <w:r>
+        <w:rPr>
+          <w:color w:val="CF8E6D"/>
+        </w:rPr>
+        <w:t xml:space="preserve">public </w:t>
+      </w:r>
+      <w:r>
+        <w:rPr>
+          <w:color w:val="BCBEC4"/>
+        </w:rPr>
+        <w:t xml:space="preserve">Integer </w:t>
+      </w:r>
+      <w:r>
+        <w:rPr>
+          <w:color w:val="56A8F5"/>
+        </w:rPr>
+        <w:t>getDeptId</w:t>
+      </w:r>
+      <w:r>
+        <w:rPr>
+          <w:color w:val="BCBEC4"/>
+        </w:rPr>
+        <w:t>() {</w:t>
+      </w:r>
+      <w:r>
+        <w:rPr>
+          <w:color w:val="BCBEC4"/>
+        </w:rPr>
+        <w:br/>
+        <w:t xml:space="preserve">        </w:t>
+      </w:r>
+      <w:r>
+        <w:rPr>
+          <w:color w:val="CF8E6D"/>
+        </w:rPr>
+        <w:t xml:space="preserve">return </w:t>
+      </w:r>
+      <w:r>
+        <w:rPr>
+          <w:color w:val="C77DBB"/>
+        </w:rPr>
+        <w:t>deptId</w:t>
+      </w:r>
+      <w:r>
+        <w:rPr>
+          <w:color w:val="BCBEC4"/>
+        </w:rPr>
+        <w:t>;</w:t>
+      </w:r>
+      <w:r>
+        <w:rPr>
+          <w:color w:val="BCBEC4"/>
+        </w:rPr>
+        <w:br/>
+        <w:t xml:space="preserve">    }</w:t>
+      </w:r>
+      <w:r>
+        <w:rPr>
+          <w:color w:val="BCBEC4"/>
+        </w:rPr>
+        <w:br/>
+        <w:t>}</w:t>
+      </w:r>
+    </w:p>
+    <w:p>
+      <w:pPr>
+        <w:pStyle w:val="ListParagraph"/>
+        <w:rPr>
+          <w:b/>
+          <w:bCs/>
+          <w:sz w:val="30"/>
+          <w:szCs w:val="30"/>
+        </w:rPr>
+      </w:pPr>
+    </w:p>
+    <w:p>
+      <w:pPr>
+        <w:rPr>
+          <w:b/>
+          <w:bCs/>
+        </w:rPr>
+      </w:pPr>
+      <w:r>
+        <w:rPr>
+          <w:b/>
+          <w:bCs/>
+        </w:rPr>
+        <w:br w:type="page"/>
+      </w:r>
+    </w:p>
+    <w:p>
+      <w:pPr>
         <w:pStyle w:val="ListParagraph"/>
         <w:numPr>
           <w:ilvl w:val="0"/>
@@ -134,13 +1407,2272 @@
           <w:b/>
           <w:bCs/>
         </w:rPr>
+        <w:lastRenderedPageBreak/>
         <w:t>Create Repository Class (EmployeeRepository.java)</w:t>
       </w:r>
+    </w:p>
+    <w:p>
+      <w:pPr>
+        <w:pStyle w:val="ListParagraph"/>
+        <w:rPr>
+          <w:b/>
+          <w:bCs/>
+          <w:sz w:val="30"/>
+          <w:szCs w:val="30"/>
+        </w:rPr>
+      </w:pPr>
+    </w:p>
+    <w:p>
+      <w:pPr>
+        <w:pStyle w:val="HTMLPreformatted"/>
+        <w:shd w:val="clear" w:color="auto" w:fill="191A1C"/>
+        <w:rPr>
+          <w:color w:val="BCBEC4"/>
+        </w:rPr>
+      </w:pPr>
+      <w:r>
+        <w:rPr>
+          <w:color w:val="CF8E6D"/>
+        </w:rPr>
+        <w:t xml:space="preserve">import </w:t>
+      </w:r>
+      <w:r>
+        <w:rPr>
+          <w:color w:val="BCBEC4"/>
+        </w:rPr>
+        <w:t>java.sql.*;</w:t>
+      </w:r>
+      <w:r>
+        <w:rPr>
+          <w:color w:val="BCBEC4"/>
+        </w:rPr>
+        <w:br/>
+      </w:r>
+      <w:r>
+        <w:rPr>
+          <w:color w:val="CF8E6D"/>
+        </w:rPr>
+        <w:t xml:space="preserve">import </w:t>
+      </w:r>
+      <w:r>
+        <w:rPr>
+          <w:color w:val="BCBEC4"/>
+        </w:rPr>
+        <w:t>java.util.ArrayList;</w:t>
+      </w:r>
+      <w:r>
+        <w:rPr>
+          <w:color w:val="BCBEC4"/>
+        </w:rPr>
+        <w:br/>
+      </w:r>
+      <w:r>
+        <w:rPr>
+          <w:color w:val="CF8E6D"/>
+        </w:rPr>
+        <w:t xml:space="preserve">import </w:t>
+      </w:r>
+      <w:r>
+        <w:rPr>
+          <w:color w:val="BCBEC4"/>
+        </w:rPr>
+        <w:t>java.util.List;</w:t>
+      </w:r>
+      <w:r>
+        <w:rPr>
+          <w:color w:val="BCBEC4"/>
+        </w:rPr>
+        <w:br/>
+      </w:r>
+      <w:r>
+        <w:rPr>
+          <w:color w:val="BCBEC4"/>
+        </w:rPr>
+        <w:br/>
+      </w:r>
+      <w:r>
+        <w:rPr>
+          <w:color w:val="CF8E6D"/>
+        </w:rPr>
+        <w:t xml:space="preserve">public class </w:t>
+      </w:r>
+      <w:r>
+        <w:rPr>
+          <w:color w:val="BCBEC4"/>
+        </w:rPr>
+        <w:t>EmployeeRepository {</w:t>
+      </w:r>
+      <w:r>
+        <w:rPr>
+          <w:color w:val="BCBEC4"/>
+        </w:rPr>
+        <w:br/>
+        <w:t xml:space="preserve">    </w:t>
+      </w:r>
+      <w:r>
+        <w:rPr>
+          <w:color w:val="CF8E6D"/>
+        </w:rPr>
+        <w:t xml:space="preserve">private final </w:t>
+      </w:r>
+      <w:r>
+        <w:rPr>
+          <w:color w:val="BCBEC4"/>
+        </w:rPr>
+        <w:t xml:space="preserve">String </w:t>
+      </w:r>
+      <w:r>
+        <w:rPr>
+          <w:color w:val="C77DBB"/>
+        </w:rPr>
+        <w:t xml:space="preserve">url </w:t>
+      </w:r>
+      <w:r>
+        <w:rPr>
+          <w:color w:val="BCBEC4"/>
+        </w:rPr>
+        <w:t xml:space="preserve">= </w:t>
+      </w:r>
+      <w:r>
+        <w:rPr>
+          <w:color w:val="6AAB73"/>
+        </w:rPr>
+        <w:t>"jdbc:mysql://localhost:3306/Lab8"</w:t>
+      </w:r>
+      <w:r>
+        <w:rPr>
+          <w:color w:val="BCBEC4"/>
+        </w:rPr>
+        <w:t>;</w:t>
+      </w:r>
+      <w:r>
+        <w:rPr>
+          <w:color w:val="BCBEC4"/>
+        </w:rPr>
+        <w:br/>
+        <w:t xml:space="preserve">    </w:t>
+      </w:r>
+      <w:r>
+        <w:rPr>
+          <w:color w:val="CF8E6D"/>
+        </w:rPr>
+        <w:t xml:space="preserve">private final </w:t>
+      </w:r>
+      <w:r>
+        <w:rPr>
+          <w:color w:val="BCBEC4"/>
+        </w:rPr>
+        <w:t xml:space="preserve">String </w:t>
+      </w:r>
+      <w:r>
+        <w:rPr>
+          <w:color w:val="C77DBB"/>
+        </w:rPr>
+        <w:t xml:space="preserve">user </w:t>
+      </w:r>
+      <w:r>
+        <w:rPr>
+          <w:color w:val="BCBEC4"/>
+        </w:rPr>
+        <w:t xml:space="preserve">= </w:t>
+      </w:r>
+      <w:r>
+        <w:rPr>
+          <w:color w:val="6AAB73"/>
+        </w:rPr>
+        <w:t>"root"</w:t>
+      </w:r>
+      <w:r>
+        <w:rPr>
+          <w:color w:val="BCBEC4"/>
+        </w:rPr>
+        <w:t>;</w:t>
+      </w:r>
+      <w:r>
+        <w:rPr>
+          <w:color w:val="BCBEC4"/>
+        </w:rPr>
+        <w:br/>
+        <w:t xml:space="preserve">    </w:t>
+      </w:r>
+      <w:r>
+        <w:rPr>
+          <w:color w:val="CF8E6D"/>
+        </w:rPr>
+        <w:t xml:space="preserve">private final </w:t>
+      </w:r>
+      <w:r>
+        <w:rPr>
+          <w:color w:val="BCBEC4"/>
+        </w:rPr>
+        <w:t xml:space="preserve">String </w:t>
+      </w:r>
+      <w:r>
+        <w:rPr>
+          <w:color w:val="C77DBB"/>
+        </w:rPr>
+        <w:t xml:space="preserve">password </w:t>
+      </w:r>
+      <w:r>
+        <w:rPr>
+          <w:color w:val="BCBEC4"/>
+        </w:rPr>
+        <w:t xml:space="preserve">= </w:t>
+      </w:r>
+      <w:r>
+        <w:rPr>
+          <w:color w:val="6AAB73"/>
+        </w:rPr>
+        <w:t>"root123456"</w:t>
+      </w:r>
+      <w:r>
+        <w:rPr>
+          <w:color w:val="BCBEC4"/>
+        </w:rPr>
+        <w:t>;</w:t>
+      </w:r>
+      <w:r>
+        <w:rPr>
+          <w:color w:val="BCBEC4"/>
+        </w:rPr>
+        <w:br/>
+      </w:r>
+      <w:r>
+        <w:rPr>
+          <w:color w:val="BCBEC4"/>
+        </w:rPr>
+        <w:br/>
+        <w:t xml:space="preserve">    </w:t>
+      </w:r>
+      <w:r>
+        <w:rPr>
+          <w:color w:val="CF8E6D"/>
+        </w:rPr>
+        <w:t xml:space="preserve">private </w:t>
+      </w:r>
+      <w:r>
+        <w:rPr>
+          <w:color w:val="BCBEC4"/>
+        </w:rPr>
+        <w:t xml:space="preserve">Connection </w:t>
+      </w:r>
+      <w:r>
+        <w:rPr>
+          <w:color w:val="56A8F5"/>
+        </w:rPr>
+        <w:t>getConnection</w:t>
+      </w:r>
+      <w:r>
+        <w:rPr>
+          <w:color w:val="BCBEC4"/>
+        </w:rPr>
+        <w:t xml:space="preserve">() </w:t>
+      </w:r>
+      <w:r>
+        <w:rPr>
+          <w:color w:val="CF8E6D"/>
+        </w:rPr>
+        <w:t xml:space="preserve">throws </w:t>
+      </w:r>
+      <w:r>
+        <w:rPr>
+          <w:color w:val="BCBEC4"/>
+        </w:rPr>
+        <w:t>SQLException {</w:t>
+      </w:r>
+      <w:r>
+        <w:rPr>
+          <w:color w:val="BCBEC4"/>
+        </w:rPr>
+        <w:br/>
+        <w:t xml:space="preserve">        </w:t>
+      </w:r>
+      <w:r>
+        <w:rPr>
+          <w:color w:val="CF8E6D"/>
+        </w:rPr>
+        <w:t xml:space="preserve">return </w:t>
+      </w:r>
+      <w:r>
+        <w:rPr>
+          <w:color w:val="BCBEC4"/>
+        </w:rPr>
+        <w:t>DriverManager.</w:t>
+      </w:r>
+      <w:r>
+        <w:rPr>
+          <w:i/>
+          <w:iCs/>
+          <w:color w:val="BCBEC4"/>
+        </w:rPr>
+        <w:t>getConnection</w:t>
+      </w:r>
+      <w:r>
+        <w:rPr>
+          <w:color w:val="BCBEC4"/>
+        </w:rPr>
+        <w:t>(</w:t>
+      </w:r>
+      <w:r>
+        <w:rPr>
+          <w:color w:val="C77DBB"/>
+        </w:rPr>
+        <w:t>url</w:t>
+      </w:r>
+      <w:r>
+        <w:rPr>
+          <w:color w:val="BCBEC4"/>
+        </w:rPr>
+        <w:t xml:space="preserve">, </w:t>
+      </w:r>
+      <w:r>
+        <w:rPr>
+          <w:color w:val="C77DBB"/>
+        </w:rPr>
+        <w:t>user</w:t>
+      </w:r>
+      <w:r>
+        <w:rPr>
+          <w:color w:val="BCBEC4"/>
+        </w:rPr>
+        <w:t xml:space="preserve">, </w:t>
+      </w:r>
+      <w:r>
+        <w:rPr>
+          <w:color w:val="C77DBB"/>
+        </w:rPr>
+        <w:t>password</w:t>
+      </w:r>
+      <w:r>
+        <w:rPr>
+          <w:color w:val="BCBEC4"/>
+        </w:rPr>
+        <w:t>);</w:t>
+      </w:r>
+      <w:r>
+        <w:rPr>
+          <w:color w:val="BCBEC4"/>
+        </w:rPr>
+        <w:br/>
+        <w:t xml:space="preserve">    }</w:t>
+      </w:r>
+      <w:r>
+        <w:rPr>
+          <w:color w:val="BCBEC4"/>
+        </w:rPr>
+        <w:br/>
+      </w:r>
+      <w:r>
+        <w:rPr>
+          <w:color w:val="BCBEC4"/>
+        </w:rPr>
+        <w:br/>
+        <w:t xml:space="preserve">    </w:t>
+      </w:r>
+      <w:r>
+        <w:rPr>
+          <w:color w:val="7A7E85"/>
+        </w:rPr>
+        <w:t>//Gets all employees.</w:t>
+      </w:r>
+      <w:r>
+        <w:rPr>
+          <w:color w:val="7A7E85"/>
+        </w:rPr>
+        <w:br/>
+        <w:t xml:space="preserve">    </w:t>
+      </w:r>
+      <w:r>
+        <w:rPr>
+          <w:color w:val="CF8E6D"/>
+        </w:rPr>
+        <w:t xml:space="preserve">public </w:t>
+      </w:r>
+      <w:r>
+        <w:rPr>
+          <w:color w:val="BCBEC4"/>
+        </w:rPr>
+        <w:t xml:space="preserve">List&lt;Employee&gt; </w:t>
+      </w:r>
+      <w:r>
+        <w:rPr>
+          <w:color w:val="56A8F5"/>
+        </w:rPr>
+        <w:t>findAll</w:t>
+      </w:r>
+      <w:r>
+        <w:rPr>
+          <w:color w:val="BCBEC4"/>
+        </w:rPr>
+        <w:t>() {</w:t>
+      </w:r>
+      <w:r>
+        <w:rPr>
+          <w:color w:val="BCBEC4"/>
+        </w:rPr>
+        <w:br/>
+        <w:t xml:space="preserve">        List&lt;Employee&gt; list = </w:t>
+      </w:r>
+      <w:r>
+        <w:rPr>
+          <w:color w:val="CF8E6D"/>
+        </w:rPr>
+        <w:t xml:space="preserve">new </w:t>
+      </w:r>
+      <w:r>
+        <w:rPr>
+          <w:color w:val="BCBEC4"/>
+        </w:rPr>
+        <w:t>ArrayList&lt;&gt;();</w:t>
+      </w:r>
+      <w:r>
+        <w:rPr>
+          <w:color w:val="BCBEC4"/>
+        </w:rPr>
+        <w:br/>
+        <w:t xml:space="preserve">        String sql = </w:t>
+      </w:r>
+      <w:r>
+        <w:rPr>
+          <w:color w:val="6AAB73"/>
+        </w:rPr>
+        <w:t>"</w:t>
+      </w:r>
+      <w:r>
+        <w:rPr>
+          <w:color w:val="6AAB73"/>
+          <w:shd w:val="clear" w:color="auto" w:fill="293C40"/>
+        </w:rPr>
+        <w:t>SELECT * FROM Employee</w:t>
+      </w:r>
+      <w:r>
+        <w:rPr>
+          <w:color w:val="6AAB73"/>
+        </w:rPr>
+        <w:t>"</w:t>
+      </w:r>
+      <w:r>
+        <w:rPr>
+          <w:color w:val="BCBEC4"/>
+        </w:rPr>
+        <w:t>;</w:t>
+      </w:r>
+      <w:r>
+        <w:rPr>
+          <w:color w:val="BCBEC4"/>
+        </w:rPr>
+        <w:br/>
+        <w:t xml:space="preserve">        </w:t>
+      </w:r>
+      <w:r>
+        <w:rPr>
+          <w:color w:val="CF8E6D"/>
+        </w:rPr>
+        <w:t xml:space="preserve">try </w:t>
+      </w:r>
+      <w:r>
+        <w:rPr>
+          <w:color w:val="BCBEC4"/>
+        </w:rPr>
+        <w:t>(Connection conn = getConnection();</w:t>
+      </w:r>
+      <w:r>
+        <w:rPr>
+          <w:color w:val="BCBEC4"/>
+        </w:rPr>
+        <w:br/>
+        <w:t xml:space="preserve">             Statement stmt = conn.createStatement();</w:t>
+      </w:r>
+      <w:r>
+        <w:rPr>
+          <w:color w:val="BCBEC4"/>
+        </w:rPr>
+        <w:br/>
+        <w:t xml:space="preserve">             ResultSet rs = stmt.executeQuery(sql)) {</w:t>
+      </w:r>
+      <w:r>
+        <w:rPr>
+          <w:color w:val="BCBEC4"/>
+        </w:rPr>
+        <w:br/>
+        <w:t xml:space="preserve">            </w:t>
+      </w:r>
+      <w:r>
+        <w:rPr>
+          <w:color w:val="CF8E6D"/>
+        </w:rPr>
+        <w:t xml:space="preserve">while </w:t>
+      </w:r>
+      <w:r>
+        <w:rPr>
+          <w:color w:val="BCBEC4"/>
+        </w:rPr>
+        <w:t>(rs.next()) {</w:t>
+      </w:r>
+      <w:r>
+        <w:rPr>
+          <w:color w:val="BCBEC4"/>
+        </w:rPr>
+        <w:br/>
+        <w:t xml:space="preserve">                list.add(</w:t>
+      </w:r>
+      <w:r>
+        <w:rPr>
+          <w:color w:val="CF8E6D"/>
+        </w:rPr>
+        <w:t xml:space="preserve">new </w:t>
+      </w:r>
+      <w:r>
+        <w:rPr>
+          <w:color w:val="BCBEC4"/>
+        </w:rPr>
+        <w:t>Employee(</w:t>
+      </w:r>
+      <w:r>
+        <w:rPr>
+          <w:color w:val="BCBEC4"/>
+        </w:rPr>
+        <w:br/>
+        <w:t xml:space="preserve">                        rs.getInt(</w:t>
+      </w:r>
+      <w:r>
+        <w:rPr>
+          <w:color w:val="6AAB73"/>
+        </w:rPr>
+        <w:t>"emp_id"</w:t>
+      </w:r>
+      <w:r>
+        <w:rPr>
+          <w:color w:val="BCBEC4"/>
+        </w:rPr>
+        <w:t>),</w:t>
+      </w:r>
+      <w:r>
+        <w:rPr>
+          <w:color w:val="BCBEC4"/>
+        </w:rPr>
+        <w:br/>
+        <w:t xml:space="preserve">                        rs.getString(</w:t>
+      </w:r>
+      <w:r>
+        <w:rPr>
+          <w:color w:val="6AAB73"/>
+        </w:rPr>
+        <w:t>"name"</w:t>
+      </w:r>
+      <w:r>
+        <w:rPr>
+          <w:color w:val="BCBEC4"/>
+        </w:rPr>
+        <w:t>),</w:t>
+      </w:r>
+      <w:r>
+        <w:rPr>
+          <w:color w:val="BCBEC4"/>
+        </w:rPr>
+        <w:br/>
+        <w:t xml:space="preserve">                        rs.getDouble(</w:t>
+      </w:r>
+      <w:r>
+        <w:rPr>
+          <w:color w:val="6AAB73"/>
+        </w:rPr>
+        <w:t>"salary"</w:t>
+      </w:r>
+      <w:r>
+        <w:rPr>
+          <w:color w:val="BCBEC4"/>
+        </w:rPr>
+        <w:t>),</w:t>
+      </w:r>
+      <w:r>
+        <w:rPr>
+          <w:color w:val="BCBEC4"/>
+        </w:rPr>
+        <w:br/>
+        <w:t xml:space="preserve">                        rs.getInt(</w:t>
+      </w:r>
+      <w:r>
+        <w:rPr>
+          <w:color w:val="6AAB73"/>
+        </w:rPr>
+        <w:t>"address_id"</w:t>
+      </w:r>
+      <w:r>
+        <w:rPr>
+          <w:color w:val="BCBEC4"/>
+        </w:rPr>
+        <w:t>),</w:t>
+      </w:r>
+      <w:r>
+        <w:rPr>
+          <w:color w:val="BCBEC4"/>
+        </w:rPr>
+        <w:br/>
+        <w:t xml:space="preserve">                        rs.getInt(</w:t>
+      </w:r>
+      <w:r>
+        <w:rPr>
+          <w:color w:val="6AAB73"/>
+        </w:rPr>
+        <w:t>"dept_id"</w:t>
+      </w:r>
+      <w:r>
+        <w:rPr>
+          <w:color w:val="BCBEC4"/>
+        </w:rPr>
+        <w:t>)</w:t>
+      </w:r>
+      <w:r>
+        <w:rPr>
+          <w:color w:val="BCBEC4"/>
+        </w:rPr>
+        <w:br/>
+        <w:t xml:space="preserve">                ));</w:t>
+      </w:r>
+      <w:r>
+        <w:rPr>
+          <w:color w:val="BCBEC4"/>
+        </w:rPr>
+        <w:br/>
+        <w:t xml:space="preserve">            }</w:t>
+      </w:r>
+      <w:r>
+        <w:rPr>
+          <w:color w:val="BCBEC4"/>
+        </w:rPr>
+        <w:br/>
+        <w:t xml:space="preserve">        } </w:t>
+      </w:r>
+      <w:r>
+        <w:rPr>
+          <w:color w:val="CF8E6D"/>
+        </w:rPr>
+        <w:t xml:space="preserve">catch </w:t>
+      </w:r>
+      <w:r>
+        <w:rPr>
+          <w:color w:val="BCBEC4"/>
+        </w:rPr>
+        <w:t>(SQLException e) { e.printStackTrace(); }</w:t>
+      </w:r>
+      <w:r>
+        <w:rPr>
+          <w:color w:val="BCBEC4"/>
+        </w:rPr>
+        <w:br/>
+        <w:t xml:space="preserve">        </w:t>
+      </w:r>
+      <w:r>
+        <w:rPr>
+          <w:color w:val="CF8E6D"/>
+        </w:rPr>
+        <w:t xml:space="preserve">return </w:t>
+      </w:r>
+      <w:r>
+        <w:rPr>
+          <w:color w:val="BCBEC4"/>
+        </w:rPr>
+        <w:t>list;</w:t>
+      </w:r>
+      <w:r>
+        <w:rPr>
+          <w:color w:val="BCBEC4"/>
+        </w:rPr>
+        <w:br/>
+        <w:t xml:space="preserve">    }</w:t>
+      </w:r>
+      <w:r>
+        <w:rPr>
+          <w:color w:val="BCBEC4"/>
+        </w:rPr>
+        <w:br/>
+      </w:r>
+      <w:r>
+        <w:rPr>
+          <w:color w:val="BCBEC4"/>
+        </w:rPr>
+        <w:br/>
+        <w:t xml:space="preserve">    </w:t>
+      </w:r>
+      <w:r>
+        <w:rPr>
+          <w:color w:val="7A7E85"/>
+        </w:rPr>
+        <w:t>//Gets an employee</w:t>
+      </w:r>
+      <w:r>
+        <w:rPr>
+          <w:color w:val="7A7E85"/>
+        </w:rPr>
+        <w:br/>
+        <w:t xml:space="preserve">    </w:t>
+      </w:r>
+      <w:r>
+        <w:rPr>
+          <w:color w:val="CF8E6D"/>
+        </w:rPr>
+        <w:t xml:space="preserve">public </w:t>
+      </w:r>
+      <w:r>
+        <w:rPr>
+          <w:color w:val="BCBEC4"/>
+        </w:rPr>
+        <w:t xml:space="preserve">Employee </w:t>
+      </w:r>
+      <w:r>
+        <w:rPr>
+          <w:color w:val="56A8F5"/>
+        </w:rPr>
+        <w:t>findById</w:t>
+      </w:r>
+      <w:r>
+        <w:rPr>
+          <w:color w:val="BCBEC4"/>
+        </w:rPr>
+        <w:t>(</w:t>
+      </w:r>
+      <w:r>
+        <w:rPr>
+          <w:color w:val="CF8E6D"/>
+        </w:rPr>
+        <w:t xml:space="preserve">int </w:t>
+      </w:r>
+      <w:r>
+        <w:rPr>
+          <w:color w:val="BCBEC4"/>
+        </w:rPr>
+        <w:t>empId) {</w:t>
+      </w:r>
+      <w:r>
+        <w:rPr>
+          <w:color w:val="BCBEC4"/>
+        </w:rPr>
+        <w:br/>
+        <w:t xml:space="preserve">        String sql = </w:t>
+      </w:r>
+      <w:r>
+        <w:rPr>
+          <w:color w:val="6AAB73"/>
+        </w:rPr>
+        <w:t>"</w:t>
+      </w:r>
+      <w:r>
+        <w:rPr>
+          <w:color w:val="6AAB73"/>
+          <w:shd w:val="clear" w:color="auto" w:fill="293C40"/>
+        </w:rPr>
+        <w:t>SELECT * FROM Employee WHERE emp_id = ?</w:t>
+      </w:r>
+      <w:r>
+        <w:rPr>
+          <w:color w:val="6AAB73"/>
+        </w:rPr>
+        <w:t>"</w:t>
+      </w:r>
+      <w:r>
+        <w:rPr>
+          <w:color w:val="BCBEC4"/>
+        </w:rPr>
+        <w:t>;</w:t>
+      </w:r>
+      <w:r>
+        <w:rPr>
+          <w:color w:val="BCBEC4"/>
+        </w:rPr>
+        <w:br/>
+        <w:t xml:space="preserve">        </w:t>
+      </w:r>
+      <w:r>
+        <w:rPr>
+          <w:color w:val="CF8E6D"/>
+        </w:rPr>
+        <w:t xml:space="preserve">try </w:t>
+      </w:r>
+      <w:r>
+        <w:rPr>
+          <w:color w:val="BCBEC4"/>
+        </w:rPr>
+        <w:t>(Connection conn = getConnection();</w:t>
+      </w:r>
+      <w:r>
+        <w:rPr>
+          <w:color w:val="BCBEC4"/>
+        </w:rPr>
+        <w:br/>
+        <w:t xml:space="preserve">             PreparedStatement pstmt = conn.prepareStatement(sql)) {</w:t>
+      </w:r>
+      <w:r>
+        <w:rPr>
+          <w:color w:val="BCBEC4"/>
+        </w:rPr>
+        <w:br/>
+        <w:t xml:space="preserve">            pstmt.setInt(</w:t>
+      </w:r>
+      <w:r>
+        <w:rPr>
+          <w:color w:val="2AACB8"/>
+        </w:rPr>
+        <w:t>1</w:t>
+      </w:r>
+      <w:r>
+        <w:rPr>
+          <w:color w:val="BCBEC4"/>
+        </w:rPr>
+        <w:t>, empId);</w:t>
+      </w:r>
+      <w:r>
+        <w:rPr>
+          <w:color w:val="BCBEC4"/>
+        </w:rPr>
+        <w:br/>
+        <w:t xml:space="preserve">            </w:t>
+      </w:r>
+      <w:r>
+        <w:rPr>
+          <w:color w:val="CF8E6D"/>
+        </w:rPr>
+        <w:t xml:space="preserve">try </w:t>
+      </w:r>
+      <w:r>
+        <w:rPr>
+          <w:color w:val="BCBEC4"/>
+        </w:rPr>
+        <w:t>(ResultSet rs = pstmt.executeQuery()) {</w:t>
+      </w:r>
+      <w:r>
+        <w:rPr>
+          <w:color w:val="BCBEC4"/>
+        </w:rPr>
+        <w:br/>
+        <w:t xml:space="preserve">                </w:t>
+      </w:r>
+      <w:r>
+        <w:rPr>
+          <w:color w:val="CF8E6D"/>
+        </w:rPr>
+        <w:t xml:space="preserve">if </w:t>
+      </w:r>
+      <w:r>
+        <w:rPr>
+          <w:color w:val="BCBEC4"/>
+        </w:rPr>
+        <w:t>(rs.next()) {</w:t>
+      </w:r>
+      <w:r>
+        <w:rPr>
+          <w:color w:val="BCBEC4"/>
+        </w:rPr>
+        <w:br/>
+        <w:t xml:space="preserve">                    </w:t>
+      </w:r>
+      <w:r>
+        <w:rPr>
+          <w:color w:val="CF8E6D"/>
+        </w:rPr>
+        <w:t xml:space="preserve">return new </w:t>
+      </w:r>
+      <w:r>
+        <w:rPr>
+          <w:color w:val="BCBEC4"/>
+        </w:rPr>
+        <w:t>Employee(rs.getInt(</w:t>
+      </w:r>
+      <w:r>
+        <w:rPr>
+          <w:color w:val="6AAB73"/>
+        </w:rPr>
+        <w:t>"emp_id"</w:t>
+      </w:r>
+      <w:r>
+        <w:rPr>
+          <w:color w:val="BCBEC4"/>
+        </w:rPr>
+        <w:t>), rs.getString(</w:t>
+      </w:r>
+      <w:r>
+        <w:rPr>
+          <w:color w:val="6AAB73"/>
+        </w:rPr>
+        <w:t>"name"</w:t>
+      </w:r>
+      <w:r>
+        <w:rPr>
+          <w:color w:val="BCBEC4"/>
+        </w:rPr>
+        <w:t>),</w:t>
+      </w:r>
+      <w:r>
+        <w:rPr>
+          <w:color w:val="BCBEC4"/>
+        </w:rPr>
+        <w:br/>
+        <w:t xml:space="preserve">                            rs.getDouble(</w:t>
+      </w:r>
+      <w:r>
+        <w:rPr>
+          <w:color w:val="6AAB73"/>
+        </w:rPr>
+        <w:t>"salary"</w:t>
+      </w:r>
+      <w:r>
+        <w:rPr>
+          <w:color w:val="BCBEC4"/>
+        </w:rPr>
+        <w:t>), rs.getInt(</w:t>
+      </w:r>
+      <w:r>
+        <w:rPr>
+          <w:color w:val="6AAB73"/>
+        </w:rPr>
+        <w:t>"address_id"</w:t>
+      </w:r>
+      <w:r>
+        <w:rPr>
+          <w:color w:val="BCBEC4"/>
+        </w:rPr>
+        <w:t>),</w:t>
+      </w:r>
+      <w:r>
+        <w:rPr>
+          <w:color w:val="BCBEC4"/>
+        </w:rPr>
+        <w:br/>
+        <w:t xml:space="preserve">                            rs.getInt(</w:t>
+      </w:r>
+      <w:r>
+        <w:rPr>
+          <w:color w:val="6AAB73"/>
+        </w:rPr>
+        <w:t>"dept_id"</w:t>
+      </w:r>
+      <w:r>
+        <w:rPr>
+          <w:color w:val="BCBEC4"/>
+        </w:rPr>
+        <w:t>));</w:t>
+      </w:r>
+      <w:r>
+        <w:rPr>
+          <w:color w:val="BCBEC4"/>
+        </w:rPr>
+        <w:br/>
+        <w:t xml:space="preserve">                }</w:t>
+      </w:r>
+      <w:r>
+        <w:rPr>
+          <w:color w:val="BCBEC4"/>
+        </w:rPr>
+        <w:br/>
+        <w:t xml:space="preserve">            }</w:t>
+      </w:r>
+      <w:r>
+        <w:rPr>
+          <w:color w:val="BCBEC4"/>
+        </w:rPr>
+        <w:br/>
+        <w:t xml:space="preserve">        } </w:t>
+      </w:r>
+      <w:r>
+        <w:rPr>
+          <w:color w:val="CF8E6D"/>
+        </w:rPr>
+        <w:t xml:space="preserve">catch </w:t>
+      </w:r>
+      <w:r>
+        <w:rPr>
+          <w:color w:val="BCBEC4"/>
+        </w:rPr>
+        <w:t>(SQLException e) { e.printStackTrace(); }</w:t>
+      </w:r>
+      <w:r>
+        <w:rPr>
+          <w:color w:val="BCBEC4"/>
+        </w:rPr>
+        <w:br/>
+        <w:t xml:space="preserve">        </w:t>
+      </w:r>
+      <w:r>
+        <w:rPr>
+          <w:color w:val="CF8E6D"/>
+        </w:rPr>
+        <w:t>return null</w:t>
+      </w:r>
+      <w:r>
+        <w:rPr>
+          <w:color w:val="BCBEC4"/>
+        </w:rPr>
+        <w:t>;</w:t>
+      </w:r>
+      <w:r>
+        <w:rPr>
+          <w:color w:val="BCBEC4"/>
+        </w:rPr>
+        <w:br/>
+        <w:t xml:space="preserve">    }</w:t>
+      </w:r>
+      <w:r>
+        <w:rPr>
+          <w:color w:val="BCBEC4"/>
+        </w:rPr>
+        <w:br/>
+      </w:r>
+      <w:r>
+        <w:rPr>
+          <w:color w:val="BCBEC4"/>
+        </w:rPr>
+        <w:br/>
+        <w:t xml:space="preserve">    </w:t>
+      </w:r>
+      <w:r>
+        <w:rPr>
+          <w:color w:val="7A7E85"/>
+        </w:rPr>
+        <w:t>//Inserts a new employee</w:t>
+      </w:r>
+      <w:r>
+        <w:rPr>
+          <w:color w:val="7A7E85"/>
+        </w:rPr>
+        <w:br/>
+        <w:t xml:space="preserve">    </w:t>
+      </w:r>
+      <w:r>
+        <w:rPr>
+          <w:color w:val="CF8E6D"/>
+        </w:rPr>
+        <w:t xml:space="preserve">public void </w:t>
+      </w:r>
+      <w:r>
+        <w:rPr>
+          <w:color w:val="56A8F5"/>
+        </w:rPr>
+        <w:t>create</w:t>
+      </w:r>
+      <w:r>
+        <w:rPr>
+          <w:color w:val="BCBEC4"/>
+        </w:rPr>
+        <w:t>(Employee employee) {</w:t>
+      </w:r>
+      <w:r>
+        <w:rPr>
+          <w:color w:val="BCBEC4"/>
+        </w:rPr>
+        <w:br/>
+      </w:r>
+      <w:r>
+        <w:rPr>
+          <w:color w:val="BCBEC4"/>
+        </w:rPr>
+        <w:lastRenderedPageBreak/>
+        <w:t xml:space="preserve">        String sql = </w:t>
+      </w:r>
+      <w:r>
+        <w:rPr>
+          <w:color w:val="6AAB73"/>
+        </w:rPr>
+        <w:t>"</w:t>
+      </w:r>
+      <w:r>
+        <w:rPr>
+          <w:color w:val="6AAB73"/>
+          <w:shd w:val="clear" w:color="auto" w:fill="293C40"/>
+        </w:rPr>
+        <w:t>INSERT INTO Employee (emp_id, name, salary, address_id, dept_id) VALUES (?, ?, ?, ?, ?)</w:t>
+      </w:r>
+      <w:r>
+        <w:rPr>
+          <w:color w:val="6AAB73"/>
+        </w:rPr>
+        <w:t>"</w:t>
+      </w:r>
+      <w:r>
+        <w:rPr>
+          <w:color w:val="BCBEC4"/>
+        </w:rPr>
+        <w:t>;</w:t>
+      </w:r>
+      <w:r>
+        <w:rPr>
+          <w:color w:val="BCBEC4"/>
+        </w:rPr>
+        <w:br/>
+        <w:t xml:space="preserve">        </w:t>
+      </w:r>
+      <w:r>
+        <w:rPr>
+          <w:color w:val="CF8E6D"/>
+        </w:rPr>
+        <w:t xml:space="preserve">try </w:t>
+      </w:r>
+      <w:r>
+        <w:rPr>
+          <w:color w:val="BCBEC4"/>
+        </w:rPr>
+        <w:t>(Connection conn = getConnection();</w:t>
+      </w:r>
+      <w:r>
+        <w:rPr>
+          <w:color w:val="BCBEC4"/>
+        </w:rPr>
+        <w:br/>
+        <w:t xml:space="preserve">             PreparedStatement pstmt = conn.prepareStatement(sql)) {</w:t>
+      </w:r>
+      <w:r>
+        <w:rPr>
+          <w:color w:val="BCBEC4"/>
+        </w:rPr>
+        <w:br/>
+        <w:t xml:space="preserve">            pstmt.setInt(</w:t>
+      </w:r>
+      <w:r>
+        <w:rPr>
+          <w:color w:val="2AACB8"/>
+        </w:rPr>
+        <w:t>1</w:t>
+      </w:r>
+      <w:r>
+        <w:rPr>
+          <w:color w:val="BCBEC4"/>
+        </w:rPr>
+        <w:t>, employee.getEmpId());</w:t>
+      </w:r>
+      <w:r>
+        <w:rPr>
+          <w:color w:val="BCBEC4"/>
+        </w:rPr>
+        <w:br/>
+        <w:t xml:space="preserve">            pstmt.setString(</w:t>
+      </w:r>
+      <w:r>
+        <w:rPr>
+          <w:color w:val="2AACB8"/>
+        </w:rPr>
+        <w:t>2</w:t>
+      </w:r>
+      <w:r>
+        <w:rPr>
+          <w:color w:val="BCBEC4"/>
+        </w:rPr>
+        <w:t>, employee.getName());</w:t>
+      </w:r>
+      <w:r>
+        <w:rPr>
+          <w:color w:val="BCBEC4"/>
+        </w:rPr>
+        <w:br/>
+        <w:t xml:space="preserve">            pstmt.setDouble(</w:t>
+      </w:r>
+      <w:r>
+        <w:rPr>
+          <w:color w:val="2AACB8"/>
+        </w:rPr>
+        <w:t>3</w:t>
+      </w:r>
+      <w:r>
+        <w:rPr>
+          <w:color w:val="BCBEC4"/>
+        </w:rPr>
+        <w:t>, employee.getSalary());</w:t>
+      </w:r>
+      <w:r>
+        <w:rPr>
+          <w:color w:val="BCBEC4"/>
+        </w:rPr>
+        <w:br/>
+        <w:t xml:space="preserve">            pstmt.setInt(</w:t>
+      </w:r>
+      <w:r>
+        <w:rPr>
+          <w:color w:val="2AACB8"/>
+        </w:rPr>
+        <w:t>4</w:t>
+      </w:r>
+      <w:r>
+        <w:rPr>
+          <w:color w:val="BCBEC4"/>
+        </w:rPr>
+        <w:t>, employee.getAddressId());</w:t>
+      </w:r>
+      <w:r>
+        <w:rPr>
+          <w:color w:val="BCBEC4"/>
+        </w:rPr>
+        <w:br/>
+        <w:t xml:space="preserve">            pstmt.setInt(</w:t>
+      </w:r>
+      <w:r>
+        <w:rPr>
+          <w:color w:val="2AACB8"/>
+        </w:rPr>
+        <w:t>5</w:t>
+      </w:r>
+      <w:r>
+        <w:rPr>
+          <w:color w:val="BCBEC4"/>
+        </w:rPr>
+        <w:t>, employee.getDeptId());</w:t>
+      </w:r>
+      <w:r>
+        <w:rPr>
+          <w:color w:val="BCBEC4"/>
+        </w:rPr>
+        <w:br/>
+        <w:t xml:space="preserve">            pstmt.executeUpdate();</w:t>
+      </w:r>
+      <w:r>
+        <w:rPr>
+          <w:color w:val="BCBEC4"/>
+        </w:rPr>
+        <w:br/>
+        <w:t xml:space="preserve">            System.</w:t>
+      </w:r>
+      <w:r>
+        <w:rPr>
+          <w:i/>
+          <w:iCs/>
+          <w:color w:val="C77DBB"/>
+        </w:rPr>
+        <w:t>out</w:t>
+      </w:r>
+      <w:r>
+        <w:rPr>
+          <w:color w:val="BCBEC4"/>
+        </w:rPr>
+        <w:t>.println(</w:t>
+      </w:r>
+      <w:r>
+        <w:rPr>
+          <w:color w:val="6AAB73"/>
+        </w:rPr>
+        <w:t xml:space="preserve">"Created employee: " </w:t>
+      </w:r>
+      <w:r>
+        <w:rPr>
+          <w:color w:val="BCBEC4"/>
+        </w:rPr>
+        <w:t>+ employee.getName());</w:t>
+      </w:r>
+      <w:r>
+        <w:rPr>
+          <w:color w:val="BCBEC4"/>
+        </w:rPr>
+        <w:br/>
+        <w:t xml:space="preserve">        } </w:t>
+      </w:r>
+      <w:r>
+        <w:rPr>
+          <w:color w:val="CF8E6D"/>
+        </w:rPr>
+        <w:t xml:space="preserve">catch </w:t>
+      </w:r>
+      <w:r>
+        <w:rPr>
+          <w:color w:val="BCBEC4"/>
+        </w:rPr>
+        <w:t>(SQLException e) { e.printStackTrace(); }</w:t>
+      </w:r>
+      <w:r>
+        <w:rPr>
+          <w:color w:val="BCBEC4"/>
+        </w:rPr>
+        <w:br/>
+        <w:t xml:space="preserve">    }</w:t>
+      </w:r>
+      <w:r>
+        <w:rPr>
+          <w:color w:val="BCBEC4"/>
+        </w:rPr>
+        <w:br/>
+      </w:r>
+      <w:r>
+        <w:rPr>
+          <w:color w:val="BCBEC4"/>
+        </w:rPr>
+        <w:br/>
+        <w:t xml:space="preserve">    </w:t>
+      </w:r>
+      <w:r>
+        <w:rPr>
+          <w:color w:val="7A7E85"/>
+        </w:rPr>
+        <w:t>//Updates an employee</w:t>
+      </w:r>
+      <w:r>
+        <w:rPr>
+          <w:color w:val="7A7E85"/>
+        </w:rPr>
+        <w:br/>
+        <w:t xml:space="preserve">    </w:t>
+      </w:r>
+      <w:r>
+        <w:rPr>
+          <w:color w:val="CF8E6D"/>
+        </w:rPr>
+        <w:t xml:space="preserve">public void </w:t>
+      </w:r>
+      <w:r>
+        <w:rPr>
+          <w:color w:val="56A8F5"/>
+        </w:rPr>
+        <w:t>update</w:t>
+      </w:r>
+      <w:r>
+        <w:rPr>
+          <w:color w:val="BCBEC4"/>
+        </w:rPr>
+        <w:t>(Employee employee) {</w:t>
+      </w:r>
+      <w:r>
+        <w:rPr>
+          <w:color w:val="BCBEC4"/>
+        </w:rPr>
+        <w:br/>
+        <w:t xml:space="preserve">        String sql = </w:t>
+      </w:r>
+      <w:r>
+        <w:rPr>
+          <w:color w:val="6AAB73"/>
+        </w:rPr>
+        <w:t>"</w:t>
+      </w:r>
+      <w:r>
+        <w:rPr>
+          <w:color w:val="6AAB73"/>
+          <w:shd w:val="clear" w:color="auto" w:fill="293C40"/>
+        </w:rPr>
+        <w:t>UPDATE Employee SET name = ?, salary = ? WHERE emp_id = ?</w:t>
+      </w:r>
+      <w:r>
+        <w:rPr>
+          <w:color w:val="6AAB73"/>
+        </w:rPr>
+        <w:t>"</w:t>
+      </w:r>
+      <w:r>
+        <w:rPr>
+          <w:color w:val="BCBEC4"/>
+        </w:rPr>
+        <w:t>;</w:t>
+      </w:r>
+      <w:r>
+        <w:rPr>
+          <w:color w:val="BCBEC4"/>
+        </w:rPr>
+        <w:br/>
+        <w:t xml:space="preserve">        </w:t>
+      </w:r>
+      <w:r>
+        <w:rPr>
+          <w:color w:val="CF8E6D"/>
+        </w:rPr>
+        <w:t xml:space="preserve">try </w:t>
+      </w:r>
+      <w:r>
+        <w:rPr>
+          <w:color w:val="BCBEC4"/>
+        </w:rPr>
+        <w:t>(Connection conn = getConnection();</w:t>
+      </w:r>
+      <w:r>
+        <w:rPr>
+          <w:color w:val="BCBEC4"/>
+        </w:rPr>
+        <w:br/>
+        <w:t xml:space="preserve">             PreparedStatement pstmt = conn.prepareStatement(sql)) {</w:t>
+      </w:r>
+      <w:r>
+        <w:rPr>
+          <w:color w:val="BCBEC4"/>
+        </w:rPr>
+        <w:br/>
+        <w:t xml:space="preserve">            pstmt.setString(</w:t>
+      </w:r>
+      <w:r>
+        <w:rPr>
+          <w:color w:val="2AACB8"/>
+        </w:rPr>
+        <w:t>1</w:t>
+      </w:r>
+      <w:r>
+        <w:rPr>
+          <w:color w:val="BCBEC4"/>
+        </w:rPr>
+        <w:t>, employee.getName());</w:t>
+      </w:r>
+      <w:r>
+        <w:rPr>
+          <w:color w:val="BCBEC4"/>
+        </w:rPr>
+        <w:br/>
+        <w:t xml:space="preserve">            pstmt.setDouble(</w:t>
+      </w:r>
+      <w:r>
+        <w:rPr>
+          <w:color w:val="2AACB8"/>
+        </w:rPr>
+        <w:t>2</w:t>
+      </w:r>
+      <w:r>
+        <w:rPr>
+          <w:color w:val="BCBEC4"/>
+        </w:rPr>
+        <w:t>, employee.getSalary());</w:t>
+      </w:r>
+      <w:r>
+        <w:rPr>
+          <w:color w:val="BCBEC4"/>
+        </w:rPr>
+        <w:br/>
+        <w:t xml:space="preserve">            pstmt.setInt(</w:t>
+      </w:r>
+      <w:r>
+        <w:rPr>
+          <w:color w:val="2AACB8"/>
+        </w:rPr>
+        <w:t>3</w:t>
+      </w:r>
+      <w:r>
+        <w:rPr>
+          <w:color w:val="BCBEC4"/>
+        </w:rPr>
+        <w:t>, employee.getEmpId());</w:t>
+      </w:r>
+      <w:r>
+        <w:rPr>
+          <w:color w:val="BCBEC4"/>
+        </w:rPr>
+        <w:br/>
+        <w:t xml:space="preserve">            pstmt.executeUpdate();</w:t>
+      </w:r>
+      <w:r>
+        <w:rPr>
+          <w:color w:val="BCBEC4"/>
+        </w:rPr>
+        <w:br/>
+        <w:t xml:space="preserve">            System.</w:t>
+      </w:r>
+      <w:r>
+        <w:rPr>
+          <w:i/>
+          <w:iCs/>
+          <w:color w:val="C77DBB"/>
+        </w:rPr>
+        <w:t>out</w:t>
+      </w:r>
+      <w:r>
+        <w:rPr>
+          <w:color w:val="BCBEC4"/>
+        </w:rPr>
+        <w:t>.println(</w:t>
+      </w:r>
+      <w:r>
+        <w:rPr>
+          <w:color w:val="6AAB73"/>
+        </w:rPr>
+        <w:t xml:space="preserve">"Updated employee ID: " </w:t>
+      </w:r>
+      <w:r>
+        <w:rPr>
+          <w:color w:val="BCBEC4"/>
+        </w:rPr>
+        <w:t>+ employee.getEmpId());</w:t>
+      </w:r>
+      <w:r>
+        <w:rPr>
+          <w:color w:val="BCBEC4"/>
+        </w:rPr>
+        <w:br/>
+        <w:t xml:space="preserve">        } </w:t>
+      </w:r>
+      <w:r>
+        <w:rPr>
+          <w:color w:val="CF8E6D"/>
+        </w:rPr>
+        <w:t xml:space="preserve">catch </w:t>
+      </w:r>
+      <w:r>
+        <w:rPr>
+          <w:color w:val="BCBEC4"/>
+        </w:rPr>
+        <w:t>(SQLException e) { e.printStackTrace(); }</w:t>
+      </w:r>
+      <w:r>
+        <w:rPr>
+          <w:color w:val="BCBEC4"/>
+        </w:rPr>
+        <w:br/>
+        <w:t xml:space="preserve">    }</w:t>
+      </w:r>
+      <w:r>
+        <w:rPr>
+          <w:color w:val="BCBEC4"/>
+        </w:rPr>
+        <w:br/>
+      </w:r>
+      <w:r>
+        <w:rPr>
+          <w:color w:val="BCBEC4"/>
+        </w:rPr>
+        <w:br/>
+        <w:t xml:space="preserve">    </w:t>
+      </w:r>
+      <w:r>
+        <w:rPr>
+          <w:color w:val="7A7E85"/>
+        </w:rPr>
+        <w:t>//Deletes an employee</w:t>
+      </w:r>
+      <w:r>
+        <w:rPr>
+          <w:color w:val="7A7E85"/>
+        </w:rPr>
+        <w:br/>
+        <w:t xml:space="preserve">    </w:t>
+      </w:r>
+      <w:r>
+        <w:rPr>
+          <w:color w:val="CF8E6D"/>
+        </w:rPr>
+        <w:t xml:space="preserve">public void </w:t>
+      </w:r>
+      <w:r>
+        <w:rPr>
+          <w:color w:val="56A8F5"/>
+        </w:rPr>
+        <w:t>delete</w:t>
+      </w:r>
+      <w:r>
+        <w:rPr>
+          <w:color w:val="BCBEC4"/>
+        </w:rPr>
+        <w:t>(</w:t>
+      </w:r>
+      <w:r>
+        <w:rPr>
+          <w:color w:val="CF8E6D"/>
+        </w:rPr>
+        <w:t xml:space="preserve">int </w:t>
+      </w:r>
+      <w:r>
+        <w:rPr>
+          <w:color w:val="BCBEC4"/>
+        </w:rPr>
+        <w:t>empId) {</w:t>
+      </w:r>
+      <w:r>
+        <w:rPr>
+          <w:color w:val="BCBEC4"/>
+        </w:rPr>
+        <w:br/>
+        <w:t xml:space="preserve">        String sql = </w:t>
+      </w:r>
+      <w:r>
+        <w:rPr>
+          <w:color w:val="6AAB73"/>
+        </w:rPr>
+        <w:t>"</w:t>
+      </w:r>
+      <w:r>
+        <w:rPr>
+          <w:color w:val="6AAB73"/>
+          <w:shd w:val="clear" w:color="auto" w:fill="293C40"/>
+        </w:rPr>
+        <w:t>DELETE FROM Employee WHERE emp_id = ?</w:t>
+      </w:r>
+      <w:r>
+        <w:rPr>
+          <w:color w:val="6AAB73"/>
+        </w:rPr>
+        <w:t>"</w:t>
+      </w:r>
+      <w:r>
+        <w:rPr>
+          <w:color w:val="BCBEC4"/>
+        </w:rPr>
+        <w:t>;</w:t>
+      </w:r>
+      <w:r>
+        <w:rPr>
+          <w:color w:val="BCBEC4"/>
+        </w:rPr>
+        <w:br/>
+        <w:t xml:space="preserve">        </w:t>
+      </w:r>
+      <w:r>
+        <w:rPr>
+          <w:color w:val="CF8E6D"/>
+        </w:rPr>
+        <w:t xml:space="preserve">try </w:t>
+      </w:r>
+      <w:r>
+        <w:rPr>
+          <w:color w:val="BCBEC4"/>
+        </w:rPr>
+        <w:t>(Connection conn = getConnection();</w:t>
+      </w:r>
+      <w:r>
+        <w:rPr>
+          <w:color w:val="BCBEC4"/>
+        </w:rPr>
+        <w:br/>
+        <w:t xml:space="preserve">             PreparedStatement pstmt = conn.prepareStatement(sql)) {</w:t>
+      </w:r>
+      <w:r>
+        <w:rPr>
+          <w:color w:val="BCBEC4"/>
+        </w:rPr>
+        <w:br/>
+        <w:t xml:space="preserve">            pstmt.setInt(</w:t>
+      </w:r>
+      <w:r>
+        <w:rPr>
+          <w:color w:val="2AACB8"/>
+        </w:rPr>
+        <w:t>1</w:t>
+      </w:r>
+      <w:r>
+        <w:rPr>
+          <w:color w:val="BCBEC4"/>
+        </w:rPr>
+        <w:t>, empId);</w:t>
+      </w:r>
+      <w:r>
+        <w:rPr>
+          <w:color w:val="BCBEC4"/>
+        </w:rPr>
+        <w:br/>
+        <w:t xml:space="preserve">            pstmt.executeUpdate();</w:t>
+      </w:r>
+      <w:r>
+        <w:rPr>
+          <w:color w:val="BCBEC4"/>
+        </w:rPr>
+        <w:br/>
+        <w:t xml:space="preserve">            System.</w:t>
+      </w:r>
+      <w:r>
+        <w:rPr>
+          <w:i/>
+          <w:iCs/>
+          <w:color w:val="C77DBB"/>
+        </w:rPr>
+        <w:t>out</w:t>
+      </w:r>
+      <w:r>
+        <w:rPr>
+          <w:color w:val="BCBEC4"/>
+        </w:rPr>
+        <w:t>.println(</w:t>
+      </w:r>
+      <w:r>
+        <w:rPr>
+          <w:color w:val="6AAB73"/>
+        </w:rPr>
+        <w:t xml:space="preserve">"Deleted employee ID: " </w:t>
+      </w:r>
+      <w:r>
+        <w:rPr>
+          <w:color w:val="BCBEC4"/>
+        </w:rPr>
+        <w:t>+ empId);</w:t>
+      </w:r>
+      <w:r>
+        <w:rPr>
+          <w:color w:val="BCBEC4"/>
+        </w:rPr>
+        <w:br/>
+        <w:t xml:space="preserve">        } </w:t>
+      </w:r>
+      <w:r>
+        <w:rPr>
+          <w:color w:val="CF8E6D"/>
+        </w:rPr>
+        <w:t xml:space="preserve">catch </w:t>
+      </w:r>
+      <w:r>
+        <w:rPr>
+          <w:color w:val="BCBEC4"/>
+        </w:rPr>
+        <w:t>(SQLException e) { e.printStackTrace(); }</w:t>
+      </w:r>
+      <w:r>
+        <w:rPr>
+          <w:color w:val="BCBEC4"/>
+        </w:rPr>
+        <w:br/>
+        <w:t xml:space="preserve">    }</w:t>
+      </w:r>
+      <w:r>
+        <w:rPr>
+          <w:color w:val="BCBEC4"/>
+        </w:rPr>
+        <w:br/>
+        <w:t>}</w:t>
+      </w:r>
+    </w:p>
+    <w:p>
+      <w:pPr>
+        <w:rPr>
+          <w:b/>
+          <w:bCs/>
+          <w:sz w:val="30"/>
+          <w:szCs w:val="30"/>
+          <w:lang w:val="vi-VN"/>
+        </w:rPr>
+      </w:pPr>
+    </w:p>
+    <w:p>
+      <w:pPr>
+        <w:pStyle w:val="HTMLPreformatted"/>
+        <w:shd w:val="clear" w:color="auto" w:fill="191A1C"/>
+        <w:rPr>
+          <w:color w:val="BCBEC4"/>
+        </w:rPr>
+      </w:pPr>
+      <w:r>
+        <w:rPr>
+          <w:color w:val="CF8E6D"/>
+        </w:rPr>
+        <w:t xml:space="preserve">public class </w:t>
+      </w:r>
+      <w:r>
+        <w:rPr>
+          <w:color w:val="BCBEC4"/>
+        </w:rPr>
+        <w:t>Main {</w:t>
+      </w:r>
+      <w:r>
+        <w:rPr>
+          <w:color w:val="BCBEC4"/>
+        </w:rPr>
+        <w:br/>
+        <w:t xml:space="preserve">    </w:t>
+      </w:r>
+      <w:r>
+        <w:rPr>
+          <w:color w:val="CF8E6D"/>
+        </w:rPr>
+        <w:t xml:space="preserve">public static void </w:t>
+      </w:r>
+      <w:r>
+        <w:rPr>
+          <w:color w:val="56A8F5"/>
+        </w:rPr>
+        <w:t>main</w:t>
+      </w:r>
+      <w:r>
+        <w:rPr>
+          <w:color w:val="BCBEC4"/>
+        </w:rPr>
+        <w:t>(String[] args) {</w:t>
+      </w:r>
+      <w:r>
+        <w:rPr>
+          <w:color w:val="BCBEC4"/>
+        </w:rPr>
+        <w:br/>
+        <w:t xml:space="preserve">        EmployeeRepository repo = </w:t>
+      </w:r>
+      <w:r>
+        <w:rPr>
+          <w:color w:val="CF8E6D"/>
+        </w:rPr>
+        <w:t xml:space="preserve">new </w:t>
+      </w:r>
+      <w:r>
+        <w:rPr>
+          <w:color w:val="BCBEC4"/>
+        </w:rPr>
+        <w:t>EmployeeRepository();</w:t>
+      </w:r>
+      <w:r>
+        <w:rPr>
+          <w:color w:val="BCBEC4"/>
+        </w:rPr>
+        <w:br/>
+      </w:r>
+      <w:r>
+        <w:rPr>
+          <w:color w:val="BCBEC4"/>
+        </w:rPr>
+        <w:br/>
+        <w:t xml:space="preserve">        </w:t>
+      </w:r>
+      <w:r>
+        <w:rPr>
+          <w:color w:val="7A7E85"/>
+        </w:rPr>
+        <w:t>// 1. Create</w:t>
+      </w:r>
+      <w:r>
+        <w:rPr>
+          <w:color w:val="7A7E85"/>
+        </w:rPr>
+        <w:br/>
+        <w:t xml:space="preserve">        </w:t>
+      </w:r>
+      <w:r>
+        <w:rPr>
+          <w:color w:val="BCBEC4"/>
+        </w:rPr>
+        <w:t xml:space="preserve">Employee newEmp = </w:t>
+      </w:r>
+      <w:r>
+        <w:rPr>
+          <w:color w:val="CF8E6D"/>
+        </w:rPr>
+        <w:t xml:space="preserve">new </w:t>
+      </w:r>
+      <w:r>
+        <w:rPr>
+          <w:color w:val="BCBEC4"/>
+        </w:rPr>
+        <w:t>Employee(</w:t>
+      </w:r>
+      <w:r>
+        <w:rPr>
+          <w:color w:val="2AACB8"/>
+        </w:rPr>
+        <w:t>116</w:t>
+      </w:r>
+      <w:r>
+        <w:rPr>
+          <w:color w:val="BCBEC4"/>
+        </w:rPr>
+        <w:t xml:space="preserve">, </w:t>
+      </w:r>
+      <w:r>
+        <w:rPr>
+          <w:color w:val="6AAB73"/>
+        </w:rPr>
+        <w:t>"Phuong Nguyen"</w:t>
+      </w:r>
+      <w:r>
+        <w:rPr>
+          <w:color w:val="BCBEC4"/>
+        </w:rPr>
+        <w:t xml:space="preserve">, </w:t>
+      </w:r>
+      <w:r>
+        <w:rPr>
+          <w:color w:val="2AACB8"/>
+        </w:rPr>
+        <w:t>120000</w:t>
+      </w:r>
+      <w:r>
+        <w:rPr>
+          <w:color w:val="BCBEC4"/>
+        </w:rPr>
+        <w:t xml:space="preserve">, </w:t>
+      </w:r>
+      <w:r>
+        <w:rPr>
+          <w:color w:val="2AACB8"/>
+        </w:rPr>
+        <w:t>1</w:t>
+      </w:r>
+      <w:r>
+        <w:rPr>
+          <w:color w:val="BCBEC4"/>
+        </w:rPr>
+        <w:t xml:space="preserve">, </w:t>
+      </w:r>
+      <w:r>
+        <w:rPr>
+          <w:color w:val="2AACB8"/>
+        </w:rPr>
+        <w:t>1</w:t>
+      </w:r>
+      <w:r>
+        <w:rPr>
+          <w:color w:val="BCBEC4"/>
+        </w:rPr>
+        <w:t>);</w:t>
+      </w:r>
+      <w:r>
+        <w:rPr>
+          <w:color w:val="BCBEC4"/>
+        </w:rPr>
+        <w:br/>
+        <w:t xml:space="preserve">        repo.create(newEmp);</w:t>
+      </w:r>
+      <w:r>
+        <w:rPr>
+          <w:color w:val="BCBEC4"/>
+        </w:rPr>
+        <w:br/>
+      </w:r>
+      <w:r>
+        <w:rPr>
+          <w:color w:val="BCBEC4"/>
+        </w:rPr>
+        <w:br/>
+        <w:t xml:space="preserve">        </w:t>
+      </w:r>
+      <w:r>
+        <w:rPr>
+          <w:color w:val="7A7E85"/>
+        </w:rPr>
+        <w:t>// 2. Find All</w:t>
+      </w:r>
+      <w:r>
+        <w:rPr>
+          <w:color w:val="7A7E85"/>
+        </w:rPr>
+        <w:br/>
+        <w:t xml:space="preserve">        </w:t>
+      </w:r>
+      <w:r>
+        <w:rPr>
+          <w:color w:val="BCBEC4"/>
+        </w:rPr>
+        <w:t>System.</w:t>
+      </w:r>
+      <w:r>
+        <w:rPr>
+          <w:i/>
+          <w:iCs/>
+          <w:color w:val="C77DBB"/>
+        </w:rPr>
+        <w:t>out</w:t>
+      </w:r>
+      <w:r>
+        <w:rPr>
+          <w:color w:val="BCBEC4"/>
+        </w:rPr>
+        <w:t>.println(</w:t>
+      </w:r>
+      <w:r>
+        <w:rPr>
+          <w:color w:val="6AAB73"/>
+        </w:rPr>
+        <w:t xml:space="preserve">"All employees: " </w:t>
+      </w:r>
+      <w:r>
+        <w:rPr>
+          <w:color w:val="BCBEC4"/>
+        </w:rPr>
+        <w:t>+ repo.findAll().size());</w:t>
+      </w:r>
+      <w:r>
+        <w:rPr>
+          <w:color w:val="BCBEC4"/>
+        </w:rPr>
+        <w:br/>
+      </w:r>
+      <w:r>
+        <w:rPr>
+          <w:color w:val="BCBEC4"/>
+        </w:rPr>
+        <w:br/>
+        <w:t xml:space="preserve">        </w:t>
+      </w:r>
+      <w:r>
+        <w:rPr>
+          <w:color w:val="7A7E85"/>
+        </w:rPr>
+        <w:t>// 3. Find By Id</w:t>
+      </w:r>
+      <w:r>
+        <w:rPr>
+          <w:color w:val="7A7E85"/>
+        </w:rPr>
+        <w:br/>
+        <w:t xml:space="preserve">        </w:t>
+      </w:r>
+      <w:r>
+        <w:rPr>
+          <w:color w:val="BCBEC4"/>
+        </w:rPr>
+        <w:t>Employee found = repo.findById(</w:t>
+      </w:r>
+      <w:r>
+        <w:rPr>
+          <w:color w:val="2AACB8"/>
+        </w:rPr>
+        <w:t>116</w:t>
+      </w:r>
+      <w:r>
+        <w:rPr>
+          <w:color w:val="BCBEC4"/>
+        </w:rPr>
+        <w:t>);</w:t>
+      </w:r>
+      <w:r>
+        <w:rPr>
+          <w:color w:val="BCBEC4"/>
+        </w:rPr>
+        <w:br/>
+        <w:t xml:space="preserve">        System.</w:t>
+      </w:r>
+      <w:r>
+        <w:rPr>
+          <w:i/>
+          <w:iCs/>
+          <w:color w:val="C77DBB"/>
+        </w:rPr>
+        <w:t>out</w:t>
+      </w:r>
+      <w:r>
+        <w:rPr>
+          <w:color w:val="BCBEC4"/>
+        </w:rPr>
+        <w:t>.println(</w:t>
+      </w:r>
+      <w:r>
+        <w:rPr>
+          <w:color w:val="6AAB73"/>
+        </w:rPr>
+        <w:t xml:space="preserve">"Found: " </w:t>
+      </w:r>
+      <w:r>
+        <w:rPr>
+          <w:color w:val="BCBEC4"/>
+        </w:rPr>
+        <w:t xml:space="preserve">+ (found != </w:t>
+      </w:r>
+      <w:r>
+        <w:rPr>
+          <w:color w:val="CF8E6D"/>
+        </w:rPr>
+        <w:t xml:space="preserve">null </w:t>
+      </w:r>
+      <w:r>
+        <w:rPr>
+          <w:color w:val="BCBEC4"/>
+        </w:rPr>
+        <w:t xml:space="preserve">? found.getName() : </w:t>
+      </w:r>
+      <w:r>
+        <w:rPr>
+          <w:color w:val="6AAB73"/>
+        </w:rPr>
+        <w:lastRenderedPageBreak/>
+        <w:t>"Not found"</w:t>
+      </w:r>
+      <w:r>
+        <w:rPr>
+          <w:color w:val="BCBEC4"/>
+        </w:rPr>
+        <w:t>));</w:t>
+      </w:r>
+      <w:r>
+        <w:rPr>
+          <w:color w:val="BCBEC4"/>
+        </w:rPr>
+        <w:br/>
+      </w:r>
+      <w:r>
+        <w:rPr>
+          <w:color w:val="BCBEC4"/>
+        </w:rPr>
+        <w:br/>
+        <w:t xml:space="preserve">        </w:t>
+      </w:r>
+      <w:r>
+        <w:rPr>
+          <w:color w:val="7A7E85"/>
+        </w:rPr>
+        <w:t>// 4. Update</w:t>
+      </w:r>
+      <w:r>
+        <w:rPr>
+          <w:color w:val="7A7E85"/>
+        </w:rPr>
+        <w:br/>
+        <w:t xml:space="preserve">        </w:t>
+      </w:r>
+      <w:r>
+        <w:rPr>
+          <w:color w:val="CF8E6D"/>
+        </w:rPr>
+        <w:t xml:space="preserve">if </w:t>
+      </w:r>
+      <w:r>
+        <w:rPr>
+          <w:color w:val="BCBEC4"/>
+        </w:rPr>
+        <w:t xml:space="preserve">(found != </w:t>
+      </w:r>
+      <w:r>
+        <w:rPr>
+          <w:color w:val="CF8E6D"/>
+        </w:rPr>
+        <w:t>null</w:t>
+      </w:r>
+      <w:r>
+        <w:rPr>
+          <w:color w:val="BCBEC4"/>
+        </w:rPr>
+        <w:t>) {</w:t>
+      </w:r>
+      <w:r>
+        <w:rPr>
+          <w:color w:val="BCBEC4"/>
+        </w:rPr>
+        <w:br/>
+        <w:t xml:space="preserve">            found.setName(</w:t>
+      </w:r>
+      <w:r>
+        <w:rPr>
+          <w:color w:val="6AAB73"/>
+        </w:rPr>
+        <w:t>"Phuong Updated"</w:t>
+      </w:r>
+      <w:r>
+        <w:rPr>
+          <w:color w:val="BCBEC4"/>
+        </w:rPr>
+        <w:t>);</w:t>
+      </w:r>
+      <w:r>
+        <w:rPr>
+          <w:color w:val="BCBEC4"/>
+        </w:rPr>
+        <w:br/>
+        <w:t xml:space="preserve">            repo.update(found);</w:t>
+      </w:r>
+      <w:r>
+        <w:rPr>
+          <w:color w:val="BCBEC4"/>
+        </w:rPr>
+        <w:br/>
+        <w:t xml:space="preserve">        }</w:t>
+      </w:r>
+      <w:r>
+        <w:rPr>
+          <w:color w:val="BCBEC4"/>
+        </w:rPr>
+        <w:br/>
+      </w:r>
+      <w:r>
+        <w:rPr>
+          <w:color w:val="BCBEC4"/>
+        </w:rPr>
+        <w:br/>
+        <w:t xml:space="preserve">        </w:t>
+      </w:r>
+      <w:r>
+        <w:rPr>
+          <w:color w:val="7A7E85"/>
+        </w:rPr>
+        <w:t>// 5. Delete</w:t>
+      </w:r>
+      <w:r>
+        <w:rPr>
+          <w:color w:val="7A7E85"/>
+        </w:rPr>
+        <w:br/>
+        <w:t xml:space="preserve">        </w:t>
+      </w:r>
+      <w:r>
+        <w:rPr>
+          <w:color w:val="BCBEC4"/>
+        </w:rPr>
+        <w:t>repo.delete(</w:t>
+      </w:r>
+      <w:r>
+        <w:rPr>
+          <w:color w:val="2AACB8"/>
+        </w:rPr>
+        <w:t>116</w:t>
+      </w:r>
+      <w:r>
+        <w:rPr>
+          <w:color w:val="BCBEC4"/>
+        </w:rPr>
+        <w:t>);</w:t>
+      </w:r>
+      <w:r>
+        <w:rPr>
+          <w:color w:val="BCBEC4"/>
+        </w:rPr>
+        <w:br/>
+      </w:r>
+      <w:r>
+        <w:rPr>
+          <w:color w:val="BCBEC4"/>
+        </w:rPr>
+        <w:br/>
+        <w:t xml:space="preserve">        </w:t>
+      </w:r>
+      <w:r>
+        <w:rPr>
+          <w:color w:val="7A7E85"/>
+        </w:rPr>
+        <w:t>// 6. Confirm Deletion</w:t>
+      </w:r>
+      <w:r>
+        <w:rPr>
+          <w:color w:val="7A7E85"/>
+        </w:rPr>
+        <w:br/>
+        <w:t xml:space="preserve">        </w:t>
+      </w:r>
+      <w:r>
+        <w:rPr>
+          <w:color w:val="BCBEC4"/>
+        </w:rPr>
+        <w:t>System.</w:t>
+      </w:r>
+      <w:r>
+        <w:rPr>
+          <w:i/>
+          <w:iCs/>
+          <w:color w:val="C77DBB"/>
+        </w:rPr>
+        <w:t>out</w:t>
+      </w:r>
+      <w:r>
+        <w:rPr>
+          <w:color w:val="BCBEC4"/>
+        </w:rPr>
+        <w:t>.println(</w:t>
+      </w:r>
+      <w:r>
+        <w:rPr>
+          <w:color w:val="6AAB73"/>
+        </w:rPr>
+        <w:t xml:space="preserve">"Final count: " </w:t>
+      </w:r>
+      <w:r>
+        <w:rPr>
+          <w:color w:val="BCBEC4"/>
+        </w:rPr>
+        <w:t>+ repo.findAll().size());</w:t>
+      </w:r>
+      <w:r>
+        <w:rPr>
+          <w:color w:val="BCBEC4"/>
+        </w:rPr>
+        <w:br/>
+        <w:t xml:space="preserve">    }</w:t>
+      </w:r>
+      <w:r>
+        <w:rPr>
+          <w:color w:val="BCBEC4"/>
+        </w:rPr>
+        <w:br/>
+        <w:t>}</w:t>
+      </w:r>
+    </w:p>
+    <w:p>
+      <w:pPr>
+        <w:rPr>
+          <w:b/>
+          <w:bCs/>
+          <w:sz w:val="30"/>
+          <w:szCs w:val="30"/>
+          <w:lang w:val="vi-VN"/>
+        </w:rPr>
+      </w:pPr>
     </w:p>
     <w:sectPr>
-      <w:headerReference w:type="default" r:id="rId7"/>
-      <w:footerReference w:type="even" r:id="rId8"/>
-      <w:footerReference w:type="default" r:id="rId9"/>
+      <w:headerReference w:type="default" r:id="rId9"/>
+      <w:footerReference w:type="even" r:id="rId10"/>
+      <w:footerReference w:type="default" r:id="rId11"/>
       <w:pgSz w:w="12240" w:h="15840"/>
       <w:pgMar w:top="1440" w:right="1440" w:bottom="1440" w:left="1440" w:header="708" w:footer="708" w:gutter="0"/>
       <w:cols w:space="708"/>
@@ -2212,6 +5744,68 @@
       </w:numPr>
     </w:pPr>
   </w:style>
+  <w:style w:type="character" w:customStyle="1" w:styleId="hljs-keyword">
+    <w:name w:val="hljs-keyword"/>
+    <w:basedOn w:val="DefaultParagraphFont"/>
+    <w:rsid w:val="00A43378"/>
+  </w:style>
+  <w:style w:type="character" w:customStyle="1" w:styleId="hljs-operator">
+    <w:name w:val="hljs-operator"/>
+    <w:basedOn w:val="DefaultParagraphFont"/>
+    <w:rsid w:val="00A43378"/>
+  </w:style>
+  <w:style w:type="paragraph" w:styleId="HTMLPreformatted">
+    <w:name w:val="HTML Preformatted"/>
+    <w:basedOn w:val="Normal"/>
+    <w:link w:val="HTMLPreformattedChar"/>
+    <w:uiPriority w:val="99"/>
+    <w:semiHidden/>
+    <w:unhideWhenUsed/>
+    <w:rsid w:val="00A43378"/>
+    <w:pPr>
+      <w:tabs>
+        <w:tab w:val="left" w:pos="916"/>
+        <w:tab w:val="left" w:pos="1832"/>
+        <w:tab w:val="left" w:pos="2748"/>
+        <w:tab w:val="left" w:pos="3664"/>
+        <w:tab w:val="left" w:pos="4580"/>
+        <w:tab w:val="left" w:pos="5496"/>
+        <w:tab w:val="left" w:pos="6412"/>
+        <w:tab w:val="left" w:pos="7328"/>
+        <w:tab w:val="left" w:pos="8244"/>
+        <w:tab w:val="left" w:pos="9160"/>
+        <w:tab w:val="left" w:pos="10076"/>
+        <w:tab w:val="left" w:pos="10992"/>
+        <w:tab w:val="left" w:pos="11908"/>
+        <w:tab w:val="left" w:pos="12824"/>
+        <w:tab w:val="left" w:pos="13740"/>
+        <w:tab w:val="left" w:pos="14656"/>
+      </w:tabs>
+      <w:spacing w:after="0" w:line="240" w:lineRule="auto"/>
+    </w:pPr>
+    <w:rPr>
+      <w:rFonts w:ascii="Courier New" w:eastAsia="Times New Roman" w:hAnsi="Courier New" w:cs="Courier New"/>
+      <w:kern w:val="0"/>
+      <w:sz w:val="20"/>
+      <w:szCs w:val="20"/>
+      <w14:ligatures w14:val="none"/>
+    </w:rPr>
+  </w:style>
+  <w:style w:type="character" w:customStyle="1" w:styleId="HTMLPreformattedChar">
+    <w:name w:val="HTML Preformatted Char"/>
+    <w:basedOn w:val="DefaultParagraphFont"/>
+    <w:link w:val="HTMLPreformatted"/>
+    <w:uiPriority w:val="99"/>
+    <w:semiHidden/>
+    <w:rsid w:val="00A43378"/>
+    <w:rPr>
+      <w:rFonts w:ascii="Courier New" w:eastAsia="Times New Roman" w:hAnsi="Courier New" w:cs="Courier New"/>
+      <w:kern w:val="0"/>
+      <w:sz w:val="20"/>
+      <w:szCs w:val="20"/>
+      <w14:ligatures w14:val="none"/>
+    </w:rPr>
+  </w:style>
 </w:styles>
 </file>
 

--- a/Assigment/Lab8/Lab8_Phuong Nguyen.docx
+++ b/Assigment/Lab8/Lab8_Phuong Nguyen.docx
@@ -240,9 +240,9 @@
           <w:lang w:val="vi-VN"/>
         </w:rPr>
         <w:drawing>
-          <wp:inline distT="0" distB="0" distL="0" distR="0" wp14:anchorId="68D7DBB8" wp14:editId="3C151FCC">
-            <wp:extent cx="4648200" cy="4267200"/>
-            <wp:effectExtent l="0" t="0" r="0" b="0"/>
+          <wp:inline distT="0" distB="0" distL="0" distR="0" wp14:anchorId="68D7DBB8" wp14:editId="03BE0327">
+            <wp:extent cx="2971800" cy="2728210"/>
+            <wp:effectExtent l="0" t="0" r="0" b="2540"/>
             <wp:docPr id="1768162020" name="Picture 1"/>
             <wp:cNvGraphicFramePr>
               <a:graphicFrameLocks xmlns:a="http://schemas.openxmlformats.org/drawingml/2006/main" noChangeAspect="1"/>
@@ -263,7 +263,7 @@
                   <pic:spPr>
                     <a:xfrm>
                       <a:off x="0" y="0"/>
-                      <a:ext cx="4648200" cy="4267200"/>
+                      <a:ext cx="2993263" cy="2747914"/>
                     </a:xfrm>
                     <a:prstGeom prst="rect">
                       <a:avLst/>
@@ -313,6 +313,7 @@
         <w:pStyle w:val="ListParagraph"/>
         <w:rPr>
           <w:rFonts w:asciiTheme="majorHAnsi" w:hAnsiTheme="majorHAnsi"/>
+          <w:lang w:val="vi-VN"/>
         </w:rPr>
       </w:pPr>
       <w:r>
@@ -321,15 +322,6 @@
         </w:rPr>
         <w:t>CREATE INDEX idx_employee_name ON Employee(name);</w:t>
       </w:r>
-    </w:p>
-    <w:p>
-      <w:pPr>
-        <w:rPr>
-          <w:rFonts w:asciiTheme="majorHAnsi" w:hAnsiTheme="majorHAnsi"/>
-          <w:b/>
-          <w:bCs/>
-        </w:rPr>
-      </w:pPr>
     </w:p>
     <w:p>
       <w:pPr>
@@ -346,8 +338,9 @@
           <w:bCs/>
           <w:sz w:val="30"/>
           <w:szCs w:val="30"/>
-        </w:rPr>
-        <w:br w:type="page"/>
+          <w:lang w:val="vi-VN"/>
+        </w:rPr>
+        <w:tab/>
       </w:r>
       <w:r>
         <w:rPr>
@@ -356,11 +349,10 @@
           <w:sz w:val="30"/>
           <w:szCs w:val="30"/>
         </w:rPr>
-        <w:lastRenderedPageBreak/>
         <w:drawing>
-          <wp:inline distT="0" distB="0" distL="0" distR="0" wp14:anchorId="2D801322" wp14:editId="502D61FA">
-            <wp:extent cx="2435469" cy="2656206"/>
-            <wp:effectExtent l="0" t="0" r="3175" b="0"/>
+          <wp:inline distT="0" distB="0" distL="0" distR="0" wp14:anchorId="5295AF97" wp14:editId="45EBCB91">
+            <wp:extent cx="2902195" cy="3165231"/>
+            <wp:effectExtent l="0" t="0" r="0" b="0"/>
             <wp:docPr id="797092843" name="Picture 1"/>
             <wp:cNvGraphicFramePr>
               <a:graphicFrameLocks xmlns:a="http://schemas.openxmlformats.org/drawingml/2006/main" noChangeAspect="1"/>
@@ -381,7 +373,7 @@
                   <pic:spPr>
                     <a:xfrm>
                       <a:off x="0" y="0"/>
-                      <a:ext cx="2450900" cy="2673035"/>
+                      <a:ext cx="2971019" cy="3240293"/>
                     </a:xfrm>
                     <a:prstGeom prst="rect">
                       <a:avLst/>
@@ -393,29 +385,18 @@
           </wp:inline>
         </w:drawing>
       </w:r>
-    </w:p>
-    <w:p>
-      <w:pPr>
+      <w:r>
         <w:rPr>
           <w:b/>
           <w:bCs/>
           <w:sz w:val="30"/>
           <w:szCs w:val="30"/>
         </w:rPr>
-      </w:pPr>
-      <w:r>
-        <w:rPr>
-          <w:b/>
-          <w:bCs/>
-          <w:sz w:val="30"/>
-          <w:szCs w:val="30"/>
-        </w:rPr>
         <w:br w:type="page"/>
       </w:r>
     </w:p>
     <w:p>
       <w:pPr>
-        <w:ind w:left="720" w:hanging="360"/>
         <w:rPr>
           <w:b/>
           <w:bCs/>
@@ -459,10 +440,6 @@
     <w:p>
       <w:pPr>
         <w:pStyle w:val="HTMLPreformatted"/>
-        <w:numPr>
-          <w:ilvl w:val="0"/>
-          <w:numId w:val="8"/>
-        </w:numPr>
         <w:shd w:val="clear" w:color="auto" w:fill="191A1C"/>
         <w:rPr>
           <w:color w:val="BCBEC4"/>
@@ -1364,12 +1341,12 @@
     </w:p>
     <w:p>
       <w:pPr>
-        <w:pStyle w:val="ListParagraph"/>
         <w:rPr>
           <w:b/>
           <w:bCs/>
           <w:sz w:val="30"/>
           <w:szCs w:val="30"/>
+          <w:lang w:val="vi-VN"/>
         </w:rPr>
       </w:pPr>
     </w:p>
@@ -1413,17 +1390,6 @@
     </w:p>
     <w:p>
       <w:pPr>
-        <w:pStyle w:val="ListParagraph"/>
-        <w:rPr>
-          <w:b/>
-          <w:bCs/>
-          <w:sz w:val="30"/>
-          <w:szCs w:val="30"/>
-        </w:rPr>
-      </w:pPr>
-    </w:p>
-    <w:p>
-      <w:pPr>
         <w:pStyle w:val="HTMLPreformatted"/>
         <w:shd w:val="clear" w:color="auto" w:fill="191A1C"/>
         <w:rPr>
@@ -2460,12 +2426,6 @@
           <w:color w:val="BCBEC4"/>
         </w:rPr>
         <w:br/>
-      </w:r>
-      <w:r>
-        <w:rPr>
-          <w:color w:val="BCBEC4"/>
-        </w:rPr>
-        <w:lastRenderedPageBreak/>
         <w:t xml:space="preserve">        String sql = </w:t>
       </w:r>
       <w:r>
@@ -2479,7 +2439,15 @@
           <w:color w:val="6AAB73"/>
           <w:shd w:val="clear" w:color="auto" w:fill="293C40"/>
         </w:rPr>
-        <w:t>INSERT INTO Employee (emp_id, name, salary, address_id, dept_id) VALUES (?, ?, ?, ?, ?)</w:t>
+        <w:t xml:space="preserve">INSERT INTO Employee (emp_id, name, salary, address_id, </w:t>
+      </w:r>
+      <w:r>
+        <w:rPr>
+          <w:color w:val="6AAB73"/>
+          <w:shd w:val="clear" w:color="auto" w:fill="293C40"/>
+        </w:rPr>
+        <w:lastRenderedPageBreak/>
+        <w:t>dept_id) VALUES (?, ?, ?, ?, ?)</w:t>
       </w:r>
       <w:r>
         <w:rPr>
@@ -3122,6 +3090,27 @@
           <w:lang w:val="vi-VN"/>
         </w:rPr>
       </w:pPr>
+      <w:r>
+        <w:rPr>
+          <w:b/>
+          <w:bCs/>
+          <w:sz w:val="30"/>
+          <w:szCs w:val="30"/>
+          <w:lang w:val="vi-VN"/>
+        </w:rPr>
+        <w:br w:type="page"/>
+      </w:r>
+    </w:p>
+    <w:p>
+      <w:pPr>
+        <w:rPr>
+          <w:b/>
+          <w:bCs/>
+          <w:sz w:val="30"/>
+          <w:szCs w:val="30"/>
+          <w:lang w:val="vi-VN"/>
+        </w:rPr>
+      </w:pPr>
     </w:p>
     <w:p>
       <w:pPr>
@@ -3449,7 +3438,6 @@
         <w:rPr>
           <w:color w:val="6AAB73"/>
         </w:rPr>
-        <w:lastRenderedPageBreak/>
         <w:t>"Not found"</w:t>
       </w:r>
       <w:r>
